--- a/docs/Plan_de_tests.docx
+++ b/docs/Plan_de_tests.docx
@@ -37,7 +37,7 @@
         <w:rPr>
           <w:b/>
           <w:bCs/>
-          <w:color w:val="1F4E79"/>
+          <w:color w:val="000000"/>
           <w:sz w:val="44"/>
           <w:szCs w:val="44"/>
         </w:rPr>
@@ -51,7 +51,7 @@
       </w:pPr>
       <w:r>
         <w:rPr>
-          <w:color w:val="595959"/>
+          <w:color w:val="000000"/>
           <w:sz w:val="28"/>
           <w:szCs w:val="28"/>
         </w:rPr>
@@ -67,7 +67,7 @@
           <w:sz w:val="24"/>
           <w:szCs w:val="24"/>
         </w:rPr>
-        <w:t xml:space="preserve">Équipe QA : [Noms des membres]</w:t>
+        <w:t xml:space="preserve">Réalisé par : Adnane Mektani</w:t>
       </w:r>
     </w:p>
     <w:p>
@@ -229,12 +229,12 @@
           <w:tcPr>
             <w:tcW w:type="dxa" w:w="2600"/>
             <w:tcBorders>
-              <w:top w:val="single" w:color="BFBFBF" w:sz="4"/>
-              <w:left w:val="single" w:color="BFBFBF" w:sz="4"/>
-              <w:bottom w:val="single" w:color="BFBFBF" w:sz="4"/>
-              <w:right w:val="single" w:color="BFBFBF" w:sz="4"/>
-            </w:tcBorders>
-            <w:shd w:fill="1F4E79" w:val="clear"/>
+              <w:top w:val="single" w:color="000000" w:sz="4"/>
+              <w:left w:val="single" w:color="000000" w:sz="4"/>
+              <w:bottom w:val="single" w:color="000000" w:sz="4"/>
+              <w:right w:val="single" w:color="000000" w:sz="4"/>
+            </w:tcBorders>
+            <w:shd w:fill="FFFFFF" w:val="clear"/>
             <w:tcMar>
               <w:top w:type="dxa" w:w="60"/>
               <w:left w:type="dxa" w:w="90"/>
@@ -247,7 +247,7 @@
               <w:rPr>
                 <w:b/>
                 <w:bCs/>
-                <w:color w:val="FFFFFF"/>
+                <w:color w:val="000000"/>
                 <w:sz w:val="18"/>
                 <w:szCs w:val="18"/>
               </w:rPr>
@@ -259,12 +259,12 @@
           <w:tcPr>
             <w:tcW w:type="dxa" w:w="7100"/>
             <w:tcBorders>
-              <w:top w:val="single" w:color="BFBFBF" w:sz="4"/>
-              <w:left w:val="single" w:color="BFBFBF" w:sz="4"/>
-              <w:bottom w:val="single" w:color="BFBFBF" w:sz="4"/>
-              <w:right w:val="single" w:color="BFBFBF" w:sz="4"/>
-            </w:tcBorders>
-            <w:shd w:fill="1F4E79" w:val="clear"/>
+              <w:top w:val="single" w:color="000000" w:sz="4"/>
+              <w:left w:val="single" w:color="000000" w:sz="4"/>
+              <w:bottom w:val="single" w:color="000000" w:sz="4"/>
+              <w:right w:val="single" w:color="000000" w:sz="4"/>
+            </w:tcBorders>
+            <w:shd w:fill="FFFFFF" w:val="clear"/>
             <w:tcMar>
               <w:top w:type="dxa" w:w="60"/>
               <w:left w:type="dxa" w:w="90"/>
@@ -277,7 +277,7 @@
               <w:rPr>
                 <w:b/>
                 <w:bCs/>
-                <w:color w:val="FFFFFF"/>
+                <w:color w:val="000000"/>
                 <w:sz w:val="18"/>
                 <w:szCs w:val="18"/>
               </w:rPr>
@@ -291,23 +291,24 @@
           <w:tcPr>
             <w:tcW w:type="dxa" w:w="2600"/>
             <w:tcBorders>
-              <w:top w:val="single" w:color="BFBFBF" w:sz="4"/>
-              <w:left w:val="single" w:color="BFBFBF" w:sz="4"/>
-              <w:bottom w:val="single" w:color="BFBFBF" w:sz="4"/>
-              <w:right w:val="single" w:color="BFBFBF" w:sz="4"/>
-            </w:tcBorders>
-            <w:tcMar>
-              <w:top w:type="dxa" w:w="60"/>
-              <w:left w:type="dxa" w:w="90"/>
-              <w:bottom w:type="dxa" w:w="60"/>
-              <w:right w:type="dxa" w:w="90"/>
-            </w:tcMar>
-          </w:tcPr>
-          <w:p>
-            <w:r>
-              <w:rPr>
-                <w:b w:val="false"/>
-                <w:bCs w:val="false"/>
+              <w:top w:val="single" w:color="000000" w:sz="4"/>
+              <w:left w:val="single" w:color="000000" w:sz="4"/>
+              <w:bottom w:val="single" w:color="000000" w:sz="4"/>
+              <w:right w:val="single" w:color="000000" w:sz="4"/>
+            </w:tcBorders>
+            <w:tcMar>
+              <w:top w:type="dxa" w:w="60"/>
+              <w:left w:type="dxa" w:w="90"/>
+              <w:bottom w:type="dxa" w:w="60"/>
+              <w:right w:type="dxa" w:w="90"/>
+            </w:tcMar>
+          </w:tcPr>
+          <w:p>
+            <w:r>
+              <w:rPr>
+                <w:b w:val="false"/>
+                <w:bCs w:val="false"/>
+                <w:color w:val="000000"/>
                 <w:sz w:val="18"/>
                 <w:szCs w:val="18"/>
               </w:rPr>
@@ -319,23 +320,24 @@
           <w:tcPr>
             <w:tcW w:type="dxa" w:w="7100"/>
             <w:tcBorders>
-              <w:top w:val="single" w:color="BFBFBF" w:sz="4"/>
-              <w:left w:val="single" w:color="BFBFBF" w:sz="4"/>
-              <w:bottom w:val="single" w:color="BFBFBF" w:sz="4"/>
-              <w:right w:val="single" w:color="BFBFBF" w:sz="4"/>
-            </w:tcBorders>
-            <w:tcMar>
-              <w:top w:type="dxa" w:w="60"/>
-              <w:left w:type="dxa" w:w="90"/>
-              <w:bottom w:type="dxa" w:w="60"/>
-              <w:right w:type="dxa" w:w="90"/>
-            </w:tcMar>
-          </w:tcPr>
-          <w:p>
-            <w:r>
-              <w:rPr>
-                <w:b w:val="false"/>
-                <w:bCs w:val="false"/>
+              <w:top w:val="single" w:color="000000" w:sz="4"/>
+              <w:left w:val="single" w:color="000000" w:sz="4"/>
+              <w:bottom w:val="single" w:color="000000" w:sz="4"/>
+              <w:right w:val="single" w:color="000000" w:sz="4"/>
+            </w:tcBorders>
+            <w:tcMar>
+              <w:top w:type="dxa" w:w="60"/>
+              <w:left w:type="dxa" w:w="90"/>
+              <w:bottom w:type="dxa" w:w="60"/>
+              <w:right w:type="dxa" w:w="90"/>
+            </w:tcMar>
+          </w:tcPr>
+          <w:p>
+            <w:r>
+              <w:rPr>
+                <w:b w:val="false"/>
+                <w:bCs w:val="false"/>
+                <w:color w:val="000000"/>
                 <w:sz w:val="18"/>
                 <w:szCs w:val="18"/>
               </w:rPr>
@@ -349,23 +351,24 @@
           <w:tcPr>
             <w:tcW w:type="dxa" w:w="2600"/>
             <w:tcBorders>
-              <w:top w:val="single" w:color="BFBFBF" w:sz="4"/>
-              <w:left w:val="single" w:color="BFBFBF" w:sz="4"/>
-              <w:bottom w:val="single" w:color="BFBFBF" w:sz="4"/>
-              <w:right w:val="single" w:color="BFBFBF" w:sz="4"/>
-            </w:tcBorders>
-            <w:tcMar>
-              <w:top w:type="dxa" w:w="60"/>
-              <w:left w:type="dxa" w:w="90"/>
-              <w:bottom w:type="dxa" w:w="60"/>
-              <w:right w:type="dxa" w:w="90"/>
-            </w:tcMar>
-          </w:tcPr>
-          <w:p>
-            <w:r>
-              <w:rPr>
-                <w:b w:val="false"/>
-                <w:bCs w:val="false"/>
+              <w:top w:val="single" w:color="000000" w:sz="4"/>
+              <w:left w:val="single" w:color="000000" w:sz="4"/>
+              <w:bottom w:val="single" w:color="000000" w:sz="4"/>
+              <w:right w:val="single" w:color="000000" w:sz="4"/>
+            </w:tcBorders>
+            <w:tcMar>
+              <w:top w:type="dxa" w:w="60"/>
+              <w:left w:type="dxa" w:w="90"/>
+              <w:bottom w:type="dxa" w:w="60"/>
+              <w:right w:type="dxa" w:w="90"/>
+            </w:tcMar>
+          </w:tcPr>
+          <w:p>
+            <w:r>
+              <w:rPr>
+                <w:b w:val="false"/>
+                <w:bCs w:val="false"/>
+                <w:color w:val="000000"/>
                 <w:sz w:val="18"/>
                 <w:szCs w:val="18"/>
               </w:rPr>
@@ -377,23 +380,24 @@
           <w:tcPr>
             <w:tcW w:type="dxa" w:w="7100"/>
             <w:tcBorders>
-              <w:top w:val="single" w:color="BFBFBF" w:sz="4"/>
-              <w:left w:val="single" w:color="BFBFBF" w:sz="4"/>
-              <w:bottom w:val="single" w:color="BFBFBF" w:sz="4"/>
-              <w:right w:val="single" w:color="BFBFBF" w:sz="4"/>
-            </w:tcBorders>
-            <w:tcMar>
-              <w:top w:type="dxa" w:w="60"/>
-              <w:left w:type="dxa" w:w="90"/>
-              <w:bottom w:type="dxa" w:w="60"/>
-              <w:right w:type="dxa" w:w="90"/>
-            </w:tcMar>
-          </w:tcPr>
-          <w:p>
-            <w:r>
-              <w:rPr>
-                <w:b w:val="false"/>
-                <w:bCs w:val="false"/>
+              <w:top w:val="single" w:color="000000" w:sz="4"/>
+              <w:left w:val="single" w:color="000000" w:sz="4"/>
+              <w:bottom w:val="single" w:color="000000" w:sz="4"/>
+              <w:right w:val="single" w:color="000000" w:sz="4"/>
+            </w:tcBorders>
+            <w:tcMar>
+              <w:top w:type="dxa" w:w="60"/>
+              <w:left w:type="dxa" w:w="90"/>
+              <w:bottom w:type="dxa" w:w="60"/>
+              <w:right w:type="dxa" w:w="90"/>
+            </w:tcMar>
+          </w:tcPr>
+          <w:p>
+            <w:r>
+              <w:rPr>
+                <w:b w:val="false"/>
+                <w:bCs w:val="false"/>
+                <w:color w:val="000000"/>
                 <w:sz w:val="18"/>
                 <w:szCs w:val="18"/>
               </w:rPr>
@@ -407,23 +411,24 @@
           <w:tcPr>
             <w:tcW w:type="dxa" w:w="2600"/>
             <w:tcBorders>
-              <w:top w:val="single" w:color="BFBFBF" w:sz="4"/>
-              <w:left w:val="single" w:color="BFBFBF" w:sz="4"/>
-              <w:bottom w:val="single" w:color="BFBFBF" w:sz="4"/>
-              <w:right w:val="single" w:color="BFBFBF" w:sz="4"/>
-            </w:tcBorders>
-            <w:tcMar>
-              <w:top w:type="dxa" w:w="60"/>
-              <w:left w:type="dxa" w:w="90"/>
-              <w:bottom w:type="dxa" w:w="60"/>
-              <w:right w:type="dxa" w:w="90"/>
-            </w:tcMar>
-          </w:tcPr>
-          <w:p>
-            <w:r>
-              <w:rPr>
-                <w:b w:val="false"/>
-                <w:bCs w:val="false"/>
+              <w:top w:val="single" w:color="000000" w:sz="4"/>
+              <w:left w:val="single" w:color="000000" w:sz="4"/>
+              <w:bottom w:val="single" w:color="000000" w:sz="4"/>
+              <w:right w:val="single" w:color="000000" w:sz="4"/>
+            </w:tcBorders>
+            <w:tcMar>
+              <w:top w:type="dxa" w:w="60"/>
+              <w:left w:type="dxa" w:w="90"/>
+              <w:bottom w:type="dxa" w:w="60"/>
+              <w:right w:type="dxa" w:w="90"/>
+            </w:tcMar>
+          </w:tcPr>
+          <w:p>
+            <w:r>
+              <w:rPr>
+                <w:b w:val="false"/>
+                <w:bCs w:val="false"/>
+                <w:color w:val="000000"/>
                 <w:sz w:val="18"/>
                 <w:szCs w:val="18"/>
               </w:rPr>
@@ -435,23 +440,24 @@
           <w:tcPr>
             <w:tcW w:type="dxa" w:w="7100"/>
             <w:tcBorders>
-              <w:top w:val="single" w:color="BFBFBF" w:sz="4"/>
-              <w:left w:val="single" w:color="BFBFBF" w:sz="4"/>
-              <w:bottom w:val="single" w:color="BFBFBF" w:sz="4"/>
-              <w:right w:val="single" w:color="BFBFBF" w:sz="4"/>
-            </w:tcBorders>
-            <w:tcMar>
-              <w:top w:type="dxa" w:w="60"/>
-              <w:left w:type="dxa" w:w="90"/>
-              <w:bottom w:type="dxa" w:w="60"/>
-              <w:right w:type="dxa" w:w="90"/>
-            </w:tcMar>
-          </w:tcPr>
-          <w:p>
-            <w:r>
-              <w:rPr>
-                <w:b w:val="false"/>
-                <w:bCs w:val="false"/>
+              <w:top w:val="single" w:color="000000" w:sz="4"/>
+              <w:left w:val="single" w:color="000000" w:sz="4"/>
+              <w:bottom w:val="single" w:color="000000" w:sz="4"/>
+              <w:right w:val="single" w:color="000000" w:sz="4"/>
+            </w:tcBorders>
+            <w:tcMar>
+              <w:top w:type="dxa" w:w="60"/>
+              <w:left w:type="dxa" w:w="90"/>
+              <w:bottom w:type="dxa" w:w="60"/>
+              <w:right w:type="dxa" w:w="90"/>
+            </w:tcMar>
+          </w:tcPr>
+          <w:p>
+            <w:r>
+              <w:rPr>
+                <w:b w:val="false"/>
+                <w:bCs w:val="false"/>
+                <w:color w:val="000000"/>
                 <w:sz w:val="18"/>
                 <w:szCs w:val="18"/>
               </w:rPr>
@@ -465,23 +471,24 @@
           <w:tcPr>
             <w:tcW w:type="dxa" w:w="2600"/>
             <w:tcBorders>
-              <w:top w:val="single" w:color="BFBFBF" w:sz="4"/>
-              <w:left w:val="single" w:color="BFBFBF" w:sz="4"/>
-              <w:bottom w:val="single" w:color="BFBFBF" w:sz="4"/>
-              <w:right w:val="single" w:color="BFBFBF" w:sz="4"/>
-            </w:tcBorders>
-            <w:tcMar>
-              <w:top w:type="dxa" w:w="60"/>
-              <w:left w:type="dxa" w:w="90"/>
-              <w:bottom w:type="dxa" w:w="60"/>
-              <w:right w:type="dxa" w:w="90"/>
-            </w:tcMar>
-          </w:tcPr>
-          <w:p>
-            <w:r>
-              <w:rPr>
-                <w:b w:val="false"/>
-                <w:bCs w:val="false"/>
+              <w:top w:val="single" w:color="000000" w:sz="4"/>
+              <w:left w:val="single" w:color="000000" w:sz="4"/>
+              <w:bottom w:val="single" w:color="000000" w:sz="4"/>
+              <w:right w:val="single" w:color="000000" w:sz="4"/>
+            </w:tcBorders>
+            <w:tcMar>
+              <w:top w:type="dxa" w:w="60"/>
+              <w:left w:type="dxa" w:w="90"/>
+              <w:bottom w:type="dxa" w:w="60"/>
+              <w:right w:type="dxa" w:w="90"/>
+            </w:tcMar>
+          </w:tcPr>
+          <w:p>
+            <w:r>
+              <w:rPr>
+                <w:b w:val="false"/>
+                <w:bCs w:val="false"/>
+                <w:color w:val="000000"/>
                 <w:sz w:val="18"/>
                 <w:szCs w:val="18"/>
               </w:rPr>
@@ -493,23 +500,24 @@
           <w:tcPr>
             <w:tcW w:type="dxa" w:w="7100"/>
             <w:tcBorders>
-              <w:top w:val="single" w:color="BFBFBF" w:sz="4"/>
-              <w:left w:val="single" w:color="BFBFBF" w:sz="4"/>
-              <w:bottom w:val="single" w:color="BFBFBF" w:sz="4"/>
-              <w:right w:val="single" w:color="BFBFBF" w:sz="4"/>
-            </w:tcBorders>
-            <w:tcMar>
-              <w:top w:type="dxa" w:w="60"/>
-              <w:left w:type="dxa" w:w="90"/>
-              <w:bottom w:type="dxa" w:w="60"/>
-              <w:right w:type="dxa" w:w="90"/>
-            </w:tcMar>
-          </w:tcPr>
-          <w:p>
-            <w:r>
-              <w:rPr>
-                <w:b w:val="false"/>
-                <w:bCs w:val="false"/>
+              <w:top w:val="single" w:color="000000" w:sz="4"/>
+              <w:left w:val="single" w:color="000000" w:sz="4"/>
+              <w:bottom w:val="single" w:color="000000" w:sz="4"/>
+              <w:right w:val="single" w:color="000000" w:sz="4"/>
+            </w:tcBorders>
+            <w:tcMar>
+              <w:top w:type="dxa" w:w="60"/>
+              <w:left w:type="dxa" w:w="90"/>
+              <w:bottom w:type="dxa" w:w="60"/>
+              <w:right w:type="dxa" w:w="90"/>
+            </w:tcMar>
+          </w:tcPr>
+          <w:p>
+            <w:r>
+              <w:rPr>
+                <w:b w:val="false"/>
+                <w:bCs w:val="false"/>
+                <w:color w:val="000000"/>
                 <w:sz w:val="18"/>
                 <w:szCs w:val="18"/>
               </w:rPr>
@@ -523,23 +531,24 @@
           <w:tcPr>
             <w:tcW w:type="dxa" w:w="2600"/>
             <w:tcBorders>
-              <w:top w:val="single" w:color="BFBFBF" w:sz="4"/>
-              <w:left w:val="single" w:color="BFBFBF" w:sz="4"/>
-              <w:bottom w:val="single" w:color="BFBFBF" w:sz="4"/>
-              <w:right w:val="single" w:color="BFBFBF" w:sz="4"/>
-            </w:tcBorders>
-            <w:tcMar>
-              <w:top w:type="dxa" w:w="60"/>
-              <w:left w:type="dxa" w:w="90"/>
-              <w:bottom w:type="dxa" w:w="60"/>
-              <w:right w:type="dxa" w:w="90"/>
-            </w:tcMar>
-          </w:tcPr>
-          <w:p>
-            <w:r>
-              <w:rPr>
-                <w:b w:val="false"/>
-                <w:bCs w:val="false"/>
+              <w:top w:val="single" w:color="000000" w:sz="4"/>
+              <w:left w:val="single" w:color="000000" w:sz="4"/>
+              <w:bottom w:val="single" w:color="000000" w:sz="4"/>
+              <w:right w:val="single" w:color="000000" w:sz="4"/>
+            </w:tcBorders>
+            <w:tcMar>
+              <w:top w:type="dxa" w:w="60"/>
+              <w:left w:type="dxa" w:w="90"/>
+              <w:bottom w:type="dxa" w:w="60"/>
+              <w:right w:type="dxa" w:w="90"/>
+            </w:tcMar>
+          </w:tcPr>
+          <w:p>
+            <w:r>
+              <w:rPr>
+                <w:b w:val="false"/>
+                <w:bCs w:val="false"/>
+                <w:color w:val="000000"/>
                 <w:sz w:val="18"/>
                 <w:szCs w:val="18"/>
               </w:rPr>
@@ -551,23 +560,24 @@
           <w:tcPr>
             <w:tcW w:type="dxa" w:w="7100"/>
             <w:tcBorders>
-              <w:top w:val="single" w:color="BFBFBF" w:sz="4"/>
-              <w:left w:val="single" w:color="BFBFBF" w:sz="4"/>
-              <w:bottom w:val="single" w:color="BFBFBF" w:sz="4"/>
-              <w:right w:val="single" w:color="BFBFBF" w:sz="4"/>
-            </w:tcBorders>
-            <w:tcMar>
-              <w:top w:type="dxa" w:w="60"/>
-              <w:left w:type="dxa" w:w="90"/>
-              <w:bottom w:type="dxa" w:w="60"/>
-              <w:right w:type="dxa" w:w="90"/>
-            </w:tcMar>
-          </w:tcPr>
-          <w:p>
-            <w:r>
-              <w:rPr>
-                <w:b w:val="false"/>
-                <w:bCs w:val="false"/>
+              <w:top w:val="single" w:color="000000" w:sz="4"/>
+              <w:left w:val="single" w:color="000000" w:sz="4"/>
+              <w:bottom w:val="single" w:color="000000" w:sz="4"/>
+              <w:right w:val="single" w:color="000000" w:sz="4"/>
+            </w:tcBorders>
+            <w:tcMar>
+              <w:top w:type="dxa" w:w="60"/>
+              <w:left w:type="dxa" w:w="90"/>
+              <w:bottom w:type="dxa" w:w="60"/>
+              <w:right w:type="dxa" w:w="90"/>
+            </w:tcMar>
+          </w:tcPr>
+          <w:p>
+            <w:r>
+              <w:rPr>
+                <w:b w:val="false"/>
+                <w:bCs w:val="false"/>
+                <w:color w:val="000000"/>
                 <w:sz w:val="18"/>
                 <w:szCs w:val="18"/>
               </w:rPr>
@@ -581,23 +591,24 @@
           <w:tcPr>
             <w:tcW w:type="dxa" w:w="2600"/>
             <w:tcBorders>
-              <w:top w:val="single" w:color="BFBFBF" w:sz="4"/>
-              <w:left w:val="single" w:color="BFBFBF" w:sz="4"/>
-              <w:bottom w:val="single" w:color="BFBFBF" w:sz="4"/>
-              <w:right w:val="single" w:color="BFBFBF" w:sz="4"/>
-            </w:tcBorders>
-            <w:tcMar>
-              <w:top w:type="dxa" w:w="60"/>
-              <w:left w:type="dxa" w:w="90"/>
-              <w:bottom w:type="dxa" w:w="60"/>
-              <w:right w:type="dxa" w:w="90"/>
-            </w:tcMar>
-          </w:tcPr>
-          <w:p>
-            <w:r>
-              <w:rPr>
-                <w:b w:val="false"/>
-                <w:bCs w:val="false"/>
+              <w:top w:val="single" w:color="000000" w:sz="4"/>
+              <w:left w:val="single" w:color="000000" w:sz="4"/>
+              <w:bottom w:val="single" w:color="000000" w:sz="4"/>
+              <w:right w:val="single" w:color="000000" w:sz="4"/>
+            </w:tcBorders>
+            <w:tcMar>
+              <w:top w:type="dxa" w:w="60"/>
+              <w:left w:type="dxa" w:w="90"/>
+              <w:bottom w:type="dxa" w:w="60"/>
+              <w:right w:type="dxa" w:w="90"/>
+            </w:tcMar>
+          </w:tcPr>
+          <w:p>
+            <w:r>
+              <w:rPr>
+                <w:b w:val="false"/>
+                <w:bCs w:val="false"/>
+                <w:color w:val="000000"/>
                 <w:sz w:val="18"/>
                 <w:szCs w:val="18"/>
               </w:rPr>
@@ -609,23 +620,24 @@
           <w:tcPr>
             <w:tcW w:type="dxa" w:w="7100"/>
             <w:tcBorders>
-              <w:top w:val="single" w:color="BFBFBF" w:sz="4"/>
-              <w:left w:val="single" w:color="BFBFBF" w:sz="4"/>
-              <w:bottom w:val="single" w:color="BFBFBF" w:sz="4"/>
-              <w:right w:val="single" w:color="BFBFBF" w:sz="4"/>
-            </w:tcBorders>
-            <w:tcMar>
-              <w:top w:type="dxa" w:w="60"/>
-              <w:left w:type="dxa" w:w="90"/>
-              <w:bottom w:type="dxa" w:w="60"/>
-              <w:right w:type="dxa" w:w="90"/>
-            </w:tcMar>
-          </w:tcPr>
-          <w:p>
-            <w:r>
-              <w:rPr>
-                <w:b w:val="false"/>
-                <w:bCs w:val="false"/>
+              <w:top w:val="single" w:color="000000" w:sz="4"/>
+              <w:left w:val="single" w:color="000000" w:sz="4"/>
+              <w:bottom w:val="single" w:color="000000" w:sz="4"/>
+              <w:right w:val="single" w:color="000000" w:sz="4"/>
+            </w:tcBorders>
+            <w:tcMar>
+              <w:top w:type="dxa" w:w="60"/>
+              <w:left w:type="dxa" w:w="90"/>
+              <w:bottom w:type="dxa" w:w="60"/>
+              <w:right w:type="dxa" w:w="90"/>
+            </w:tcMar>
+          </w:tcPr>
+          <w:p>
+            <w:r>
+              <w:rPr>
+                <w:b w:val="false"/>
+                <w:bCs w:val="false"/>
+                <w:color w:val="000000"/>
                 <w:sz w:val="18"/>
                 <w:szCs w:val="18"/>
               </w:rPr>
@@ -639,23 +651,24 @@
           <w:tcPr>
             <w:tcW w:type="dxa" w:w="2600"/>
             <w:tcBorders>
-              <w:top w:val="single" w:color="BFBFBF" w:sz="4"/>
-              <w:left w:val="single" w:color="BFBFBF" w:sz="4"/>
-              <w:bottom w:val="single" w:color="BFBFBF" w:sz="4"/>
-              <w:right w:val="single" w:color="BFBFBF" w:sz="4"/>
-            </w:tcBorders>
-            <w:tcMar>
-              <w:top w:type="dxa" w:w="60"/>
-              <w:left w:type="dxa" w:w="90"/>
-              <w:bottom w:type="dxa" w:w="60"/>
-              <w:right w:type="dxa" w:w="90"/>
-            </w:tcMar>
-          </w:tcPr>
-          <w:p>
-            <w:r>
-              <w:rPr>
-                <w:b w:val="false"/>
-                <w:bCs w:val="false"/>
+              <w:top w:val="single" w:color="000000" w:sz="4"/>
+              <w:left w:val="single" w:color="000000" w:sz="4"/>
+              <w:bottom w:val="single" w:color="000000" w:sz="4"/>
+              <w:right w:val="single" w:color="000000" w:sz="4"/>
+            </w:tcBorders>
+            <w:tcMar>
+              <w:top w:type="dxa" w:w="60"/>
+              <w:left w:type="dxa" w:w="90"/>
+              <w:bottom w:type="dxa" w:w="60"/>
+              <w:right w:type="dxa" w:w="90"/>
+            </w:tcMar>
+          </w:tcPr>
+          <w:p>
+            <w:r>
+              <w:rPr>
+                <w:b w:val="false"/>
+                <w:bCs w:val="false"/>
+                <w:color w:val="000000"/>
                 <w:sz w:val="18"/>
                 <w:szCs w:val="18"/>
               </w:rPr>
@@ -667,23 +680,24 @@
           <w:tcPr>
             <w:tcW w:type="dxa" w:w="7100"/>
             <w:tcBorders>
-              <w:top w:val="single" w:color="BFBFBF" w:sz="4"/>
-              <w:left w:val="single" w:color="BFBFBF" w:sz="4"/>
-              <w:bottom w:val="single" w:color="BFBFBF" w:sz="4"/>
-              <w:right w:val="single" w:color="BFBFBF" w:sz="4"/>
-            </w:tcBorders>
-            <w:tcMar>
-              <w:top w:type="dxa" w:w="60"/>
-              <w:left w:type="dxa" w:w="90"/>
-              <w:bottom w:type="dxa" w:w="60"/>
-              <w:right w:type="dxa" w:w="90"/>
-            </w:tcMar>
-          </w:tcPr>
-          <w:p>
-            <w:r>
-              <w:rPr>
-                <w:b w:val="false"/>
-                <w:bCs w:val="false"/>
+              <w:top w:val="single" w:color="000000" w:sz="4"/>
+              <w:left w:val="single" w:color="000000" w:sz="4"/>
+              <w:bottom w:val="single" w:color="000000" w:sz="4"/>
+              <w:right w:val="single" w:color="000000" w:sz="4"/>
+            </w:tcBorders>
+            <w:tcMar>
+              <w:top w:type="dxa" w:w="60"/>
+              <w:left w:type="dxa" w:w="90"/>
+              <w:bottom w:type="dxa" w:w="60"/>
+              <w:right w:type="dxa" w:w="90"/>
+            </w:tcMar>
+          </w:tcPr>
+          <w:p>
+            <w:r>
+              <w:rPr>
+                <w:b w:val="false"/>
+                <w:bCs w:val="false"/>
+                <w:color w:val="000000"/>
                 <w:sz w:val="18"/>
                 <w:szCs w:val="18"/>
               </w:rPr>
@@ -803,12 +817,12 @@
           <w:tcPr>
             <w:tcW w:type="dxa" w:w="900"/>
             <w:tcBorders>
-              <w:top w:val="single" w:color="BFBFBF" w:sz="4"/>
-              <w:left w:val="single" w:color="BFBFBF" w:sz="4"/>
-              <w:bottom w:val="single" w:color="BFBFBF" w:sz="4"/>
-              <w:right w:val="single" w:color="BFBFBF" w:sz="4"/>
-            </w:tcBorders>
-            <w:shd w:fill="1F4E79" w:val="clear"/>
+              <w:top w:val="single" w:color="000000" w:sz="4"/>
+              <w:left w:val="single" w:color="000000" w:sz="4"/>
+              <w:bottom w:val="single" w:color="000000" w:sz="4"/>
+              <w:right w:val="single" w:color="000000" w:sz="4"/>
+            </w:tcBorders>
+            <w:shd w:fill="FFFFFF" w:val="clear"/>
             <w:tcMar>
               <w:top w:type="dxa" w:w="60"/>
               <w:left w:type="dxa" w:w="90"/>
@@ -821,7 +835,7 @@
               <w:rPr>
                 <w:b/>
                 <w:bCs/>
-                <w:color w:val="FFFFFF"/>
+                <w:color w:val="000000"/>
                 <w:sz w:val="18"/>
                 <w:szCs w:val="18"/>
               </w:rPr>
@@ -833,12 +847,12 @@
           <w:tcPr>
             <w:tcW w:type="dxa" w:w="2400"/>
             <w:tcBorders>
-              <w:top w:val="single" w:color="BFBFBF" w:sz="4"/>
-              <w:left w:val="single" w:color="BFBFBF" w:sz="4"/>
-              <w:bottom w:val="single" w:color="BFBFBF" w:sz="4"/>
-              <w:right w:val="single" w:color="BFBFBF" w:sz="4"/>
-            </w:tcBorders>
-            <w:shd w:fill="1F4E79" w:val="clear"/>
+              <w:top w:val="single" w:color="000000" w:sz="4"/>
+              <w:left w:val="single" w:color="000000" w:sz="4"/>
+              <w:bottom w:val="single" w:color="000000" w:sz="4"/>
+              <w:right w:val="single" w:color="000000" w:sz="4"/>
+            </w:tcBorders>
+            <w:shd w:fill="FFFFFF" w:val="clear"/>
             <w:tcMar>
               <w:top w:type="dxa" w:w="60"/>
               <w:left w:type="dxa" w:w="90"/>
@@ -851,7 +865,7 @@
               <w:rPr>
                 <w:b/>
                 <w:bCs/>
-                <w:color w:val="FFFFFF"/>
+                <w:color w:val="000000"/>
                 <w:sz w:val="18"/>
                 <w:szCs w:val="18"/>
               </w:rPr>
@@ -863,12 +877,12 @@
           <w:tcPr>
             <w:tcW w:type="dxa" w:w="3300"/>
             <w:tcBorders>
-              <w:top w:val="single" w:color="BFBFBF" w:sz="4"/>
-              <w:left w:val="single" w:color="BFBFBF" w:sz="4"/>
-              <w:bottom w:val="single" w:color="BFBFBF" w:sz="4"/>
-              <w:right w:val="single" w:color="BFBFBF" w:sz="4"/>
-            </w:tcBorders>
-            <w:shd w:fill="1F4E79" w:val="clear"/>
+              <w:top w:val="single" w:color="000000" w:sz="4"/>
+              <w:left w:val="single" w:color="000000" w:sz="4"/>
+              <w:bottom w:val="single" w:color="000000" w:sz="4"/>
+              <w:right w:val="single" w:color="000000" w:sz="4"/>
+            </w:tcBorders>
+            <w:shd w:fill="FFFFFF" w:val="clear"/>
             <w:tcMar>
               <w:top w:type="dxa" w:w="60"/>
               <w:left w:type="dxa" w:w="90"/>
@@ -881,7 +895,7 @@
               <w:rPr>
                 <w:b/>
                 <w:bCs/>
-                <w:color w:val="FFFFFF"/>
+                <w:color w:val="000000"/>
                 <w:sz w:val="18"/>
                 <w:szCs w:val="18"/>
               </w:rPr>
@@ -893,12 +907,12 @@
           <w:tcPr>
             <w:tcW w:type="dxa" w:w="3100"/>
             <w:tcBorders>
-              <w:top w:val="single" w:color="BFBFBF" w:sz="4"/>
-              <w:left w:val="single" w:color="BFBFBF" w:sz="4"/>
-              <w:bottom w:val="single" w:color="BFBFBF" w:sz="4"/>
-              <w:right w:val="single" w:color="BFBFBF" w:sz="4"/>
-            </w:tcBorders>
-            <w:shd w:fill="1F4E79" w:val="clear"/>
+              <w:top w:val="single" w:color="000000" w:sz="4"/>
+              <w:left w:val="single" w:color="000000" w:sz="4"/>
+              <w:bottom w:val="single" w:color="000000" w:sz="4"/>
+              <w:right w:val="single" w:color="000000" w:sz="4"/>
+            </w:tcBorders>
+            <w:shd w:fill="FFFFFF" w:val="clear"/>
             <w:tcMar>
               <w:top w:type="dxa" w:w="60"/>
               <w:left w:type="dxa" w:w="90"/>
@@ -911,7 +925,7 @@
               <w:rPr>
                 <w:b/>
                 <w:bCs/>
-                <w:color w:val="FFFFFF"/>
+                <w:color w:val="000000"/>
                 <w:sz w:val="18"/>
                 <w:szCs w:val="18"/>
               </w:rPr>
@@ -925,23 +939,24 @@
           <w:tcPr>
             <w:tcW w:type="dxa" w:w="900"/>
             <w:tcBorders>
-              <w:top w:val="single" w:color="BFBFBF" w:sz="4"/>
-              <w:left w:val="single" w:color="BFBFBF" w:sz="4"/>
-              <w:bottom w:val="single" w:color="BFBFBF" w:sz="4"/>
-              <w:right w:val="single" w:color="BFBFBF" w:sz="4"/>
-            </w:tcBorders>
-            <w:tcMar>
-              <w:top w:type="dxa" w:w="60"/>
-              <w:left w:type="dxa" w:w="90"/>
-              <w:bottom w:type="dxa" w:w="60"/>
-              <w:right w:type="dxa" w:w="90"/>
-            </w:tcMar>
-          </w:tcPr>
-          <w:p>
-            <w:r>
-              <w:rPr>
-                <w:b w:val="false"/>
-                <w:bCs w:val="false"/>
+              <w:top w:val="single" w:color="000000" w:sz="4"/>
+              <w:left w:val="single" w:color="000000" w:sz="4"/>
+              <w:bottom w:val="single" w:color="000000" w:sz="4"/>
+              <w:right w:val="single" w:color="000000" w:sz="4"/>
+            </w:tcBorders>
+            <w:tcMar>
+              <w:top w:type="dxa" w:w="60"/>
+              <w:left w:type="dxa" w:w="90"/>
+              <w:bottom w:type="dxa" w:w="60"/>
+              <w:right w:type="dxa" w:w="90"/>
+            </w:tcMar>
+          </w:tcPr>
+          <w:p>
+            <w:r>
+              <w:rPr>
+                <w:b w:val="false"/>
+                <w:bCs w:val="false"/>
+                <w:color w:val="000000"/>
                 <w:sz w:val="18"/>
                 <w:szCs w:val="18"/>
               </w:rPr>
@@ -953,23 +968,24 @@
           <w:tcPr>
             <w:tcW w:type="dxa" w:w="2400"/>
             <w:tcBorders>
-              <w:top w:val="single" w:color="BFBFBF" w:sz="4"/>
-              <w:left w:val="single" w:color="BFBFBF" w:sz="4"/>
-              <w:bottom w:val="single" w:color="BFBFBF" w:sz="4"/>
-              <w:right w:val="single" w:color="BFBFBF" w:sz="4"/>
-            </w:tcBorders>
-            <w:tcMar>
-              <w:top w:type="dxa" w:w="60"/>
-              <w:left w:type="dxa" w:w="90"/>
-              <w:bottom w:type="dxa" w:w="60"/>
-              <w:right w:type="dxa" w:w="90"/>
-            </w:tcMar>
-          </w:tcPr>
-          <w:p>
-            <w:r>
-              <w:rPr>
-                <w:b w:val="false"/>
-                <w:bCs w:val="false"/>
+              <w:top w:val="single" w:color="000000" w:sz="4"/>
+              <w:left w:val="single" w:color="000000" w:sz="4"/>
+              <w:bottom w:val="single" w:color="000000" w:sz="4"/>
+              <w:right w:val="single" w:color="000000" w:sz="4"/>
+            </w:tcBorders>
+            <w:tcMar>
+              <w:top w:type="dxa" w:w="60"/>
+              <w:left w:type="dxa" w:w="90"/>
+              <w:bottom w:type="dxa" w:w="60"/>
+              <w:right w:type="dxa" w:w="90"/>
+            </w:tcMar>
+          </w:tcPr>
+          <w:p>
+            <w:r>
+              <w:rPr>
+                <w:b w:val="false"/>
+                <w:bCs w:val="false"/>
+                <w:color w:val="000000"/>
                 <w:sz w:val="18"/>
                 <w:szCs w:val="18"/>
               </w:rPr>
@@ -981,23 +997,24 @@
           <w:tcPr>
             <w:tcW w:type="dxa" w:w="3300"/>
             <w:tcBorders>
-              <w:top w:val="single" w:color="BFBFBF" w:sz="4"/>
-              <w:left w:val="single" w:color="BFBFBF" w:sz="4"/>
-              <w:bottom w:val="single" w:color="BFBFBF" w:sz="4"/>
-              <w:right w:val="single" w:color="BFBFBF" w:sz="4"/>
-            </w:tcBorders>
-            <w:tcMar>
-              <w:top w:type="dxa" w:w="60"/>
-              <w:left w:type="dxa" w:w="90"/>
-              <w:bottom w:type="dxa" w:w="60"/>
-              <w:right w:type="dxa" w:w="90"/>
-            </w:tcMar>
-          </w:tcPr>
-          <w:p>
-            <w:r>
-              <w:rPr>
-                <w:b w:val="false"/>
-                <w:bCs w:val="false"/>
+              <w:top w:val="single" w:color="000000" w:sz="4"/>
+              <w:left w:val="single" w:color="000000" w:sz="4"/>
+              <w:bottom w:val="single" w:color="000000" w:sz="4"/>
+              <w:right w:val="single" w:color="000000" w:sz="4"/>
+            </w:tcBorders>
+            <w:tcMar>
+              <w:top w:type="dxa" w:w="60"/>
+              <w:left w:type="dxa" w:w="90"/>
+              <w:bottom w:type="dxa" w:w="60"/>
+              <w:right w:type="dxa" w:w="90"/>
+            </w:tcMar>
+          </w:tcPr>
+          <w:p>
+            <w:r>
+              <w:rPr>
+                <w:b w:val="false"/>
+                <w:bCs w:val="false"/>
+                <w:color w:val="000000"/>
                 <w:sz w:val="18"/>
                 <w:szCs w:val="18"/>
               </w:rPr>
@@ -1009,23 +1026,24 @@
           <w:tcPr>
             <w:tcW w:type="dxa" w:w="3100"/>
             <w:tcBorders>
-              <w:top w:val="single" w:color="BFBFBF" w:sz="4"/>
-              <w:left w:val="single" w:color="BFBFBF" w:sz="4"/>
-              <w:bottom w:val="single" w:color="BFBFBF" w:sz="4"/>
-              <w:right w:val="single" w:color="BFBFBF" w:sz="4"/>
-            </w:tcBorders>
-            <w:tcMar>
-              <w:top w:type="dxa" w:w="60"/>
-              <w:left w:type="dxa" w:w="90"/>
-              <w:bottom w:type="dxa" w:w="60"/>
-              <w:right w:type="dxa" w:w="90"/>
-            </w:tcMar>
-          </w:tcPr>
-          <w:p>
-            <w:r>
-              <w:rPr>
-                <w:b w:val="false"/>
-                <w:bCs w:val="false"/>
+              <w:top w:val="single" w:color="000000" w:sz="4"/>
+              <w:left w:val="single" w:color="000000" w:sz="4"/>
+              <w:bottom w:val="single" w:color="000000" w:sz="4"/>
+              <w:right w:val="single" w:color="000000" w:sz="4"/>
+            </w:tcBorders>
+            <w:tcMar>
+              <w:top w:type="dxa" w:w="60"/>
+              <w:left w:type="dxa" w:w="90"/>
+              <w:bottom w:type="dxa" w:w="60"/>
+              <w:right w:type="dxa" w:w="90"/>
+            </w:tcMar>
+          </w:tcPr>
+          <w:p>
+            <w:r>
+              <w:rPr>
+                <w:b w:val="false"/>
+                <w:bCs w:val="false"/>
+                <w:color w:val="000000"/>
                 <w:sz w:val="18"/>
                 <w:szCs w:val="18"/>
               </w:rPr>
@@ -1039,23 +1057,24 @@
           <w:tcPr>
             <w:tcW w:type="dxa" w:w="900"/>
             <w:tcBorders>
-              <w:top w:val="single" w:color="BFBFBF" w:sz="4"/>
-              <w:left w:val="single" w:color="BFBFBF" w:sz="4"/>
-              <w:bottom w:val="single" w:color="BFBFBF" w:sz="4"/>
-              <w:right w:val="single" w:color="BFBFBF" w:sz="4"/>
-            </w:tcBorders>
-            <w:tcMar>
-              <w:top w:type="dxa" w:w="60"/>
-              <w:left w:type="dxa" w:w="90"/>
-              <w:bottom w:type="dxa" w:w="60"/>
-              <w:right w:type="dxa" w:w="90"/>
-            </w:tcMar>
-          </w:tcPr>
-          <w:p>
-            <w:r>
-              <w:rPr>
-                <w:b w:val="false"/>
-                <w:bCs w:val="false"/>
+              <w:top w:val="single" w:color="000000" w:sz="4"/>
+              <w:left w:val="single" w:color="000000" w:sz="4"/>
+              <w:bottom w:val="single" w:color="000000" w:sz="4"/>
+              <w:right w:val="single" w:color="000000" w:sz="4"/>
+            </w:tcBorders>
+            <w:tcMar>
+              <w:top w:type="dxa" w:w="60"/>
+              <w:left w:type="dxa" w:w="90"/>
+              <w:bottom w:type="dxa" w:w="60"/>
+              <w:right w:type="dxa" w:w="90"/>
+            </w:tcMar>
+          </w:tcPr>
+          <w:p>
+            <w:r>
+              <w:rPr>
+                <w:b w:val="false"/>
+                <w:bCs w:val="false"/>
+                <w:color w:val="000000"/>
                 <w:sz w:val="18"/>
                 <w:szCs w:val="18"/>
               </w:rPr>
@@ -1067,23 +1086,24 @@
           <w:tcPr>
             <w:tcW w:type="dxa" w:w="2400"/>
             <w:tcBorders>
-              <w:top w:val="single" w:color="BFBFBF" w:sz="4"/>
-              <w:left w:val="single" w:color="BFBFBF" w:sz="4"/>
-              <w:bottom w:val="single" w:color="BFBFBF" w:sz="4"/>
-              <w:right w:val="single" w:color="BFBFBF" w:sz="4"/>
-            </w:tcBorders>
-            <w:tcMar>
-              <w:top w:type="dxa" w:w="60"/>
-              <w:left w:type="dxa" w:w="90"/>
-              <w:bottom w:type="dxa" w:w="60"/>
-              <w:right w:type="dxa" w:w="90"/>
-            </w:tcMar>
-          </w:tcPr>
-          <w:p>
-            <w:r>
-              <w:rPr>
-                <w:b w:val="false"/>
-                <w:bCs w:val="false"/>
+              <w:top w:val="single" w:color="000000" w:sz="4"/>
+              <w:left w:val="single" w:color="000000" w:sz="4"/>
+              <w:bottom w:val="single" w:color="000000" w:sz="4"/>
+              <w:right w:val="single" w:color="000000" w:sz="4"/>
+            </w:tcBorders>
+            <w:tcMar>
+              <w:top w:type="dxa" w:w="60"/>
+              <w:left w:type="dxa" w:w="90"/>
+              <w:bottom w:type="dxa" w:w="60"/>
+              <w:right w:type="dxa" w:w="90"/>
+            </w:tcMar>
+          </w:tcPr>
+          <w:p>
+            <w:r>
+              <w:rPr>
+                <w:b w:val="false"/>
+                <w:bCs w:val="false"/>
+                <w:color w:val="000000"/>
                 <w:sz w:val="18"/>
                 <w:szCs w:val="18"/>
               </w:rPr>
@@ -1095,23 +1115,24 @@
           <w:tcPr>
             <w:tcW w:type="dxa" w:w="3300"/>
             <w:tcBorders>
-              <w:top w:val="single" w:color="BFBFBF" w:sz="4"/>
-              <w:left w:val="single" w:color="BFBFBF" w:sz="4"/>
-              <w:bottom w:val="single" w:color="BFBFBF" w:sz="4"/>
-              <w:right w:val="single" w:color="BFBFBF" w:sz="4"/>
-            </w:tcBorders>
-            <w:tcMar>
-              <w:top w:type="dxa" w:w="60"/>
-              <w:left w:type="dxa" w:w="90"/>
-              <w:bottom w:type="dxa" w:w="60"/>
-              <w:right w:type="dxa" w:w="90"/>
-            </w:tcMar>
-          </w:tcPr>
-          <w:p>
-            <w:r>
-              <w:rPr>
-                <w:b w:val="false"/>
-                <w:bCs w:val="false"/>
+              <w:top w:val="single" w:color="000000" w:sz="4"/>
+              <w:left w:val="single" w:color="000000" w:sz="4"/>
+              <w:bottom w:val="single" w:color="000000" w:sz="4"/>
+              <w:right w:val="single" w:color="000000" w:sz="4"/>
+            </w:tcBorders>
+            <w:tcMar>
+              <w:top w:type="dxa" w:w="60"/>
+              <w:left w:type="dxa" w:w="90"/>
+              <w:bottom w:type="dxa" w:w="60"/>
+              <w:right w:type="dxa" w:w="90"/>
+            </w:tcMar>
+          </w:tcPr>
+          <w:p>
+            <w:r>
+              <w:rPr>
+                <w:b w:val="false"/>
+                <w:bCs w:val="false"/>
+                <w:color w:val="000000"/>
                 <w:sz w:val="18"/>
                 <w:szCs w:val="18"/>
               </w:rPr>
@@ -1123,23 +1144,24 @@
           <w:tcPr>
             <w:tcW w:type="dxa" w:w="3100"/>
             <w:tcBorders>
-              <w:top w:val="single" w:color="BFBFBF" w:sz="4"/>
-              <w:left w:val="single" w:color="BFBFBF" w:sz="4"/>
-              <w:bottom w:val="single" w:color="BFBFBF" w:sz="4"/>
-              <w:right w:val="single" w:color="BFBFBF" w:sz="4"/>
-            </w:tcBorders>
-            <w:tcMar>
-              <w:top w:type="dxa" w:w="60"/>
-              <w:left w:type="dxa" w:w="90"/>
-              <w:bottom w:type="dxa" w:w="60"/>
-              <w:right w:type="dxa" w:w="90"/>
-            </w:tcMar>
-          </w:tcPr>
-          <w:p>
-            <w:r>
-              <w:rPr>
-                <w:b w:val="false"/>
-                <w:bCs w:val="false"/>
+              <w:top w:val="single" w:color="000000" w:sz="4"/>
+              <w:left w:val="single" w:color="000000" w:sz="4"/>
+              <w:bottom w:val="single" w:color="000000" w:sz="4"/>
+              <w:right w:val="single" w:color="000000" w:sz="4"/>
+            </w:tcBorders>
+            <w:tcMar>
+              <w:top w:type="dxa" w:w="60"/>
+              <w:left w:type="dxa" w:w="90"/>
+              <w:bottom w:type="dxa" w:w="60"/>
+              <w:right w:type="dxa" w:w="90"/>
+            </w:tcMar>
+          </w:tcPr>
+          <w:p>
+            <w:r>
+              <w:rPr>
+                <w:b w:val="false"/>
+                <w:bCs w:val="false"/>
+                <w:color w:val="000000"/>
                 <w:sz w:val="18"/>
                 <w:szCs w:val="18"/>
               </w:rPr>
@@ -1153,23 +1175,24 @@
           <w:tcPr>
             <w:tcW w:type="dxa" w:w="900"/>
             <w:tcBorders>
-              <w:top w:val="single" w:color="BFBFBF" w:sz="4"/>
-              <w:left w:val="single" w:color="BFBFBF" w:sz="4"/>
-              <w:bottom w:val="single" w:color="BFBFBF" w:sz="4"/>
-              <w:right w:val="single" w:color="BFBFBF" w:sz="4"/>
-            </w:tcBorders>
-            <w:tcMar>
-              <w:top w:type="dxa" w:w="60"/>
-              <w:left w:type="dxa" w:w="90"/>
-              <w:bottom w:type="dxa" w:w="60"/>
-              <w:right w:type="dxa" w:w="90"/>
-            </w:tcMar>
-          </w:tcPr>
-          <w:p>
-            <w:r>
-              <w:rPr>
-                <w:b w:val="false"/>
-                <w:bCs w:val="false"/>
+              <w:top w:val="single" w:color="000000" w:sz="4"/>
+              <w:left w:val="single" w:color="000000" w:sz="4"/>
+              <w:bottom w:val="single" w:color="000000" w:sz="4"/>
+              <w:right w:val="single" w:color="000000" w:sz="4"/>
+            </w:tcBorders>
+            <w:tcMar>
+              <w:top w:type="dxa" w:w="60"/>
+              <w:left w:type="dxa" w:w="90"/>
+              <w:bottom w:type="dxa" w:w="60"/>
+              <w:right w:type="dxa" w:w="90"/>
+            </w:tcMar>
+          </w:tcPr>
+          <w:p>
+            <w:r>
+              <w:rPr>
+                <w:b w:val="false"/>
+                <w:bCs w:val="false"/>
+                <w:color w:val="000000"/>
                 <w:sz w:val="18"/>
                 <w:szCs w:val="18"/>
               </w:rPr>
@@ -1181,23 +1204,24 @@
           <w:tcPr>
             <w:tcW w:type="dxa" w:w="2400"/>
             <w:tcBorders>
-              <w:top w:val="single" w:color="BFBFBF" w:sz="4"/>
-              <w:left w:val="single" w:color="BFBFBF" w:sz="4"/>
-              <w:bottom w:val="single" w:color="BFBFBF" w:sz="4"/>
-              <w:right w:val="single" w:color="BFBFBF" w:sz="4"/>
-            </w:tcBorders>
-            <w:tcMar>
-              <w:top w:type="dxa" w:w="60"/>
-              <w:left w:type="dxa" w:w="90"/>
-              <w:bottom w:type="dxa" w:w="60"/>
-              <w:right w:type="dxa" w:w="90"/>
-            </w:tcMar>
-          </w:tcPr>
-          <w:p>
-            <w:r>
-              <w:rPr>
-                <w:b w:val="false"/>
-                <w:bCs w:val="false"/>
+              <w:top w:val="single" w:color="000000" w:sz="4"/>
+              <w:left w:val="single" w:color="000000" w:sz="4"/>
+              <w:bottom w:val="single" w:color="000000" w:sz="4"/>
+              <w:right w:val="single" w:color="000000" w:sz="4"/>
+            </w:tcBorders>
+            <w:tcMar>
+              <w:top w:type="dxa" w:w="60"/>
+              <w:left w:type="dxa" w:w="90"/>
+              <w:bottom w:type="dxa" w:w="60"/>
+              <w:right w:type="dxa" w:w="90"/>
+            </w:tcMar>
+          </w:tcPr>
+          <w:p>
+            <w:r>
+              <w:rPr>
+                <w:b w:val="false"/>
+                <w:bCs w:val="false"/>
+                <w:color w:val="000000"/>
                 <w:sz w:val="18"/>
                 <w:szCs w:val="18"/>
               </w:rPr>
@@ -1209,23 +1233,24 @@
           <w:tcPr>
             <w:tcW w:type="dxa" w:w="3300"/>
             <w:tcBorders>
-              <w:top w:val="single" w:color="BFBFBF" w:sz="4"/>
-              <w:left w:val="single" w:color="BFBFBF" w:sz="4"/>
-              <w:bottom w:val="single" w:color="BFBFBF" w:sz="4"/>
-              <w:right w:val="single" w:color="BFBFBF" w:sz="4"/>
-            </w:tcBorders>
-            <w:tcMar>
-              <w:top w:type="dxa" w:w="60"/>
-              <w:left w:type="dxa" w:w="90"/>
-              <w:bottom w:type="dxa" w:w="60"/>
-              <w:right w:type="dxa" w:w="90"/>
-            </w:tcMar>
-          </w:tcPr>
-          <w:p>
-            <w:r>
-              <w:rPr>
-                <w:b w:val="false"/>
-                <w:bCs w:val="false"/>
+              <w:top w:val="single" w:color="000000" w:sz="4"/>
+              <w:left w:val="single" w:color="000000" w:sz="4"/>
+              <w:bottom w:val="single" w:color="000000" w:sz="4"/>
+              <w:right w:val="single" w:color="000000" w:sz="4"/>
+            </w:tcBorders>
+            <w:tcMar>
+              <w:top w:type="dxa" w:w="60"/>
+              <w:left w:type="dxa" w:w="90"/>
+              <w:bottom w:type="dxa" w:w="60"/>
+              <w:right w:type="dxa" w:w="90"/>
+            </w:tcMar>
+          </w:tcPr>
+          <w:p>
+            <w:r>
+              <w:rPr>
+                <w:b w:val="false"/>
+                <w:bCs w:val="false"/>
+                <w:color w:val="000000"/>
                 <w:sz w:val="18"/>
                 <w:szCs w:val="18"/>
               </w:rPr>
@@ -1237,23 +1262,24 @@
           <w:tcPr>
             <w:tcW w:type="dxa" w:w="3100"/>
             <w:tcBorders>
-              <w:top w:val="single" w:color="BFBFBF" w:sz="4"/>
-              <w:left w:val="single" w:color="BFBFBF" w:sz="4"/>
-              <w:bottom w:val="single" w:color="BFBFBF" w:sz="4"/>
-              <w:right w:val="single" w:color="BFBFBF" w:sz="4"/>
-            </w:tcBorders>
-            <w:tcMar>
-              <w:top w:type="dxa" w:w="60"/>
-              <w:left w:type="dxa" w:w="90"/>
-              <w:bottom w:type="dxa" w:w="60"/>
-              <w:right w:type="dxa" w:w="90"/>
-            </w:tcMar>
-          </w:tcPr>
-          <w:p>
-            <w:r>
-              <w:rPr>
-                <w:b w:val="false"/>
-                <w:bCs w:val="false"/>
+              <w:top w:val="single" w:color="000000" w:sz="4"/>
+              <w:left w:val="single" w:color="000000" w:sz="4"/>
+              <w:bottom w:val="single" w:color="000000" w:sz="4"/>
+              <w:right w:val="single" w:color="000000" w:sz="4"/>
+            </w:tcBorders>
+            <w:tcMar>
+              <w:top w:type="dxa" w:w="60"/>
+              <w:left w:type="dxa" w:w="90"/>
+              <w:bottom w:type="dxa" w:w="60"/>
+              <w:right w:type="dxa" w:w="90"/>
+            </w:tcMar>
+          </w:tcPr>
+          <w:p>
+            <w:r>
+              <w:rPr>
+                <w:b w:val="false"/>
+                <w:bCs w:val="false"/>
+                <w:color w:val="000000"/>
                 <w:sz w:val="18"/>
                 <w:szCs w:val="18"/>
               </w:rPr>
@@ -1267,23 +1293,24 @@
           <w:tcPr>
             <w:tcW w:type="dxa" w:w="900"/>
             <w:tcBorders>
-              <w:top w:val="single" w:color="BFBFBF" w:sz="4"/>
-              <w:left w:val="single" w:color="BFBFBF" w:sz="4"/>
-              <w:bottom w:val="single" w:color="BFBFBF" w:sz="4"/>
-              <w:right w:val="single" w:color="BFBFBF" w:sz="4"/>
-            </w:tcBorders>
-            <w:tcMar>
-              <w:top w:type="dxa" w:w="60"/>
-              <w:left w:type="dxa" w:w="90"/>
-              <w:bottom w:type="dxa" w:w="60"/>
-              <w:right w:type="dxa" w:w="90"/>
-            </w:tcMar>
-          </w:tcPr>
-          <w:p>
-            <w:r>
-              <w:rPr>
-                <w:b w:val="false"/>
-                <w:bCs w:val="false"/>
+              <w:top w:val="single" w:color="000000" w:sz="4"/>
+              <w:left w:val="single" w:color="000000" w:sz="4"/>
+              <w:bottom w:val="single" w:color="000000" w:sz="4"/>
+              <w:right w:val="single" w:color="000000" w:sz="4"/>
+            </w:tcBorders>
+            <w:tcMar>
+              <w:top w:type="dxa" w:w="60"/>
+              <w:left w:type="dxa" w:w="90"/>
+              <w:bottom w:type="dxa" w:w="60"/>
+              <w:right w:type="dxa" w:w="90"/>
+            </w:tcMar>
+          </w:tcPr>
+          <w:p>
+            <w:r>
+              <w:rPr>
+                <w:b w:val="false"/>
+                <w:bCs w:val="false"/>
+                <w:color w:val="000000"/>
                 <w:sz w:val="18"/>
                 <w:szCs w:val="18"/>
               </w:rPr>
@@ -1295,23 +1322,24 @@
           <w:tcPr>
             <w:tcW w:type="dxa" w:w="2400"/>
             <w:tcBorders>
-              <w:top w:val="single" w:color="BFBFBF" w:sz="4"/>
-              <w:left w:val="single" w:color="BFBFBF" w:sz="4"/>
-              <w:bottom w:val="single" w:color="BFBFBF" w:sz="4"/>
-              <w:right w:val="single" w:color="BFBFBF" w:sz="4"/>
-            </w:tcBorders>
-            <w:tcMar>
-              <w:top w:type="dxa" w:w="60"/>
-              <w:left w:type="dxa" w:w="90"/>
-              <w:bottom w:type="dxa" w:w="60"/>
-              <w:right w:type="dxa" w:w="90"/>
-            </w:tcMar>
-          </w:tcPr>
-          <w:p>
-            <w:r>
-              <w:rPr>
-                <w:b w:val="false"/>
-                <w:bCs w:val="false"/>
+              <w:top w:val="single" w:color="000000" w:sz="4"/>
+              <w:left w:val="single" w:color="000000" w:sz="4"/>
+              <w:bottom w:val="single" w:color="000000" w:sz="4"/>
+              <w:right w:val="single" w:color="000000" w:sz="4"/>
+            </w:tcBorders>
+            <w:tcMar>
+              <w:top w:type="dxa" w:w="60"/>
+              <w:left w:type="dxa" w:w="90"/>
+              <w:bottom w:type="dxa" w:w="60"/>
+              <w:right w:type="dxa" w:w="90"/>
+            </w:tcMar>
+          </w:tcPr>
+          <w:p>
+            <w:r>
+              <w:rPr>
+                <w:b w:val="false"/>
+                <w:bCs w:val="false"/>
+                <w:color w:val="000000"/>
                 <w:sz w:val="18"/>
                 <w:szCs w:val="18"/>
               </w:rPr>
@@ -1323,23 +1351,24 @@
           <w:tcPr>
             <w:tcW w:type="dxa" w:w="3300"/>
             <w:tcBorders>
-              <w:top w:val="single" w:color="BFBFBF" w:sz="4"/>
-              <w:left w:val="single" w:color="BFBFBF" w:sz="4"/>
-              <w:bottom w:val="single" w:color="BFBFBF" w:sz="4"/>
-              <w:right w:val="single" w:color="BFBFBF" w:sz="4"/>
-            </w:tcBorders>
-            <w:tcMar>
-              <w:top w:type="dxa" w:w="60"/>
-              <w:left w:type="dxa" w:w="90"/>
-              <w:bottom w:type="dxa" w:w="60"/>
-              <w:right w:type="dxa" w:w="90"/>
-            </w:tcMar>
-          </w:tcPr>
-          <w:p>
-            <w:r>
-              <w:rPr>
-                <w:b w:val="false"/>
-                <w:bCs w:val="false"/>
+              <w:top w:val="single" w:color="000000" w:sz="4"/>
+              <w:left w:val="single" w:color="000000" w:sz="4"/>
+              <w:bottom w:val="single" w:color="000000" w:sz="4"/>
+              <w:right w:val="single" w:color="000000" w:sz="4"/>
+            </w:tcBorders>
+            <w:tcMar>
+              <w:top w:type="dxa" w:w="60"/>
+              <w:left w:type="dxa" w:w="90"/>
+              <w:bottom w:type="dxa" w:w="60"/>
+              <w:right w:type="dxa" w:w="90"/>
+            </w:tcMar>
+          </w:tcPr>
+          <w:p>
+            <w:r>
+              <w:rPr>
+                <w:b w:val="false"/>
+                <w:bCs w:val="false"/>
+                <w:color w:val="000000"/>
                 <w:sz w:val="18"/>
                 <w:szCs w:val="18"/>
               </w:rPr>
@@ -1351,23 +1380,24 @@
           <w:tcPr>
             <w:tcW w:type="dxa" w:w="3100"/>
             <w:tcBorders>
-              <w:top w:val="single" w:color="BFBFBF" w:sz="4"/>
-              <w:left w:val="single" w:color="BFBFBF" w:sz="4"/>
-              <w:bottom w:val="single" w:color="BFBFBF" w:sz="4"/>
-              <w:right w:val="single" w:color="BFBFBF" w:sz="4"/>
-            </w:tcBorders>
-            <w:tcMar>
-              <w:top w:type="dxa" w:w="60"/>
-              <w:left w:type="dxa" w:w="90"/>
-              <w:bottom w:type="dxa" w:w="60"/>
-              <w:right w:type="dxa" w:w="90"/>
-            </w:tcMar>
-          </w:tcPr>
-          <w:p>
-            <w:r>
-              <w:rPr>
-                <w:b w:val="false"/>
-                <w:bCs w:val="false"/>
+              <w:top w:val="single" w:color="000000" w:sz="4"/>
+              <w:left w:val="single" w:color="000000" w:sz="4"/>
+              <w:bottom w:val="single" w:color="000000" w:sz="4"/>
+              <w:right w:val="single" w:color="000000" w:sz="4"/>
+            </w:tcBorders>
+            <w:tcMar>
+              <w:top w:type="dxa" w:w="60"/>
+              <w:left w:type="dxa" w:w="90"/>
+              <w:bottom w:type="dxa" w:w="60"/>
+              <w:right w:type="dxa" w:w="90"/>
+            </w:tcMar>
+          </w:tcPr>
+          <w:p>
+            <w:r>
+              <w:rPr>
+                <w:b w:val="false"/>
+                <w:bCs w:val="false"/>
+                <w:color w:val="000000"/>
                 <w:sz w:val="18"/>
                 <w:szCs w:val="18"/>
               </w:rPr>
@@ -1381,23 +1411,24 @@
           <w:tcPr>
             <w:tcW w:type="dxa" w:w="900"/>
             <w:tcBorders>
-              <w:top w:val="single" w:color="BFBFBF" w:sz="4"/>
-              <w:left w:val="single" w:color="BFBFBF" w:sz="4"/>
-              <w:bottom w:val="single" w:color="BFBFBF" w:sz="4"/>
-              <w:right w:val="single" w:color="BFBFBF" w:sz="4"/>
-            </w:tcBorders>
-            <w:tcMar>
-              <w:top w:type="dxa" w:w="60"/>
-              <w:left w:type="dxa" w:w="90"/>
-              <w:bottom w:type="dxa" w:w="60"/>
-              <w:right w:type="dxa" w:w="90"/>
-            </w:tcMar>
-          </w:tcPr>
-          <w:p>
-            <w:r>
-              <w:rPr>
-                <w:b w:val="false"/>
-                <w:bCs w:val="false"/>
+              <w:top w:val="single" w:color="000000" w:sz="4"/>
+              <w:left w:val="single" w:color="000000" w:sz="4"/>
+              <w:bottom w:val="single" w:color="000000" w:sz="4"/>
+              <w:right w:val="single" w:color="000000" w:sz="4"/>
+            </w:tcBorders>
+            <w:tcMar>
+              <w:top w:type="dxa" w:w="60"/>
+              <w:left w:type="dxa" w:w="90"/>
+              <w:bottom w:type="dxa" w:w="60"/>
+              <w:right w:type="dxa" w:w="90"/>
+            </w:tcMar>
+          </w:tcPr>
+          <w:p>
+            <w:r>
+              <w:rPr>
+                <w:b w:val="false"/>
+                <w:bCs w:val="false"/>
+                <w:color w:val="000000"/>
                 <w:sz w:val="18"/>
                 <w:szCs w:val="18"/>
               </w:rPr>
@@ -1409,23 +1440,24 @@
           <w:tcPr>
             <w:tcW w:type="dxa" w:w="2400"/>
             <w:tcBorders>
-              <w:top w:val="single" w:color="BFBFBF" w:sz="4"/>
-              <w:left w:val="single" w:color="BFBFBF" w:sz="4"/>
-              <w:bottom w:val="single" w:color="BFBFBF" w:sz="4"/>
-              <w:right w:val="single" w:color="BFBFBF" w:sz="4"/>
-            </w:tcBorders>
-            <w:tcMar>
-              <w:top w:type="dxa" w:w="60"/>
-              <w:left w:type="dxa" w:w="90"/>
-              <w:bottom w:type="dxa" w:w="60"/>
-              <w:right w:type="dxa" w:w="90"/>
-            </w:tcMar>
-          </w:tcPr>
-          <w:p>
-            <w:r>
-              <w:rPr>
-                <w:b w:val="false"/>
-                <w:bCs w:val="false"/>
+              <w:top w:val="single" w:color="000000" w:sz="4"/>
+              <w:left w:val="single" w:color="000000" w:sz="4"/>
+              <w:bottom w:val="single" w:color="000000" w:sz="4"/>
+              <w:right w:val="single" w:color="000000" w:sz="4"/>
+            </w:tcBorders>
+            <w:tcMar>
+              <w:top w:type="dxa" w:w="60"/>
+              <w:left w:type="dxa" w:w="90"/>
+              <w:bottom w:type="dxa" w:w="60"/>
+              <w:right w:type="dxa" w:w="90"/>
+            </w:tcMar>
+          </w:tcPr>
+          <w:p>
+            <w:r>
+              <w:rPr>
+                <w:b w:val="false"/>
+                <w:bCs w:val="false"/>
+                <w:color w:val="000000"/>
                 <w:sz w:val="18"/>
                 <w:szCs w:val="18"/>
               </w:rPr>
@@ -1437,23 +1469,24 @@
           <w:tcPr>
             <w:tcW w:type="dxa" w:w="3300"/>
             <w:tcBorders>
-              <w:top w:val="single" w:color="BFBFBF" w:sz="4"/>
-              <w:left w:val="single" w:color="BFBFBF" w:sz="4"/>
-              <w:bottom w:val="single" w:color="BFBFBF" w:sz="4"/>
-              <w:right w:val="single" w:color="BFBFBF" w:sz="4"/>
-            </w:tcBorders>
-            <w:tcMar>
-              <w:top w:type="dxa" w:w="60"/>
-              <w:left w:type="dxa" w:w="90"/>
-              <w:bottom w:type="dxa" w:w="60"/>
-              <w:right w:type="dxa" w:w="90"/>
-            </w:tcMar>
-          </w:tcPr>
-          <w:p>
-            <w:r>
-              <w:rPr>
-                <w:b w:val="false"/>
-                <w:bCs w:val="false"/>
+              <w:top w:val="single" w:color="000000" w:sz="4"/>
+              <w:left w:val="single" w:color="000000" w:sz="4"/>
+              <w:bottom w:val="single" w:color="000000" w:sz="4"/>
+              <w:right w:val="single" w:color="000000" w:sz="4"/>
+            </w:tcBorders>
+            <w:tcMar>
+              <w:top w:type="dxa" w:w="60"/>
+              <w:left w:type="dxa" w:w="90"/>
+              <w:bottom w:type="dxa" w:w="60"/>
+              <w:right w:type="dxa" w:w="90"/>
+            </w:tcMar>
+          </w:tcPr>
+          <w:p>
+            <w:r>
+              <w:rPr>
+                <w:b w:val="false"/>
+                <w:bCs w:val="false"/>
+                <w:color w:val="000000"/>
                 <w:sz w:val="18"/>
                 <w:szCs w:val="18"/>
               </w:rPr>
@@ -1465,23 +1498,24 @@
           <w:tcPr>
             <w:tcW w:type="dxa" w:w="3100"/>
             <w:tcBorders>
-              <w:top w:val="single" w:color="BFBFBF" w:sz="4"/>
-              <w:left w:val="single" w:color="BFBFBF" w:sz="4"/>
-              <w:bottom w:val="single" w:color="BFBFBF" w:sz="4"/>
-              <w:right w:val="single" w:color="BFBFBF" w:sz="4"/>
-            </w:tcBorders>
-            <w:tcMar>
-              <w:top w:type="dxa" w:w="60"/>
-              <w:left w:type="dxa" w:w="90"/>
-              <w:bottom w:type="dxa" w:w="60"/>
-              <w:right w:type="dxa" w:w="90"/>
-            </w:tcMar>
-          </w:tcPr>
-          <w:p>
-            <w:r>
-              <w:rPr>
-                <w:b w:val="false"/>
-                <w:bCs w:val="false"/>
+              <w:top w:val="single" w:color="000000" w:sz="4"/>
+              <w:left w:val="single" w:color="000000" w:sz="4"/>
+              <w:bottom w:val="single" w:color="000000" w:sz="4"/>
+              <w:right w:val="single" w:color="000000" w:sz="4"/>
+            </w:tcBorders>
+            <w:tcMar>
+              <w:top w:type="dxa" w:w="60"/>
+              <w:left w:type="dxa" w:w="90"/>
+              <w:bottom w:type="dxa" w:w="60"/>
+              <w:right w:type="dxa" w:w="90"/>
+            </w:tcMar>
+          </w:tcPr>
+          <w:p>
+            <w:r>
+              <w:rPr>
+                <w:b w:val="false"/>
+                <w:bCs w:val="false"/>
+                <w:color w:val="000000"/>
                 <w:sz w:val="18"/>
                 <w:szCs w:val="18"/>
               </w:rPr>
@@ -1495,23 +1529,24 @@
           <w:tcPr>
             <w:tcW w:type="dxa" w:w="900"/>
             <w:tcBorders>
-              <w:top w:val="single" w:color="BFBFBF" w:sz="4"/>
-              <w:left w:val="single" w:color="BFBFBF" w:sz="4"/>
-              <w:bottom w:val="single" w:color="BFBFBF" w:sz="4"/>
-              <w:right w:val="single" w:color="BFBFBF" w:sz="4"/>
-            </w:tcBorders>
-            <w:tcMar>
-              <w:top w:type="dxa" w:w="60"/>
-              <w:left w:type="dxa" w:w="90"/>
-              <w:bottom w:type="dxa" w:w="60"/>
-              <w:right w:type="dxa" w:w="90"/>
-            </w:tcMar>
-          </w:tcPr>
-          <w:p>
-            <w:r>
-              <w:rPr>
-                <w:b w:val="false"/>
-                <w:bCs w:val="false"/>
+              <w:top w:val="single" w:color="000000" w:sz="4"/>
+              <w:left w:val="single" w:color="000000" w:sz="4"/>
+              <w:bottom w:val="single" w:color="000000" w:sz="4"/>
+              <w:right w:val="single" w:color="000000" w:sz="4"/>
+            </w:tcBorders>
+            <w:tcMar>
+              <w:top w:type="dxa" w:w="60"/>
+              <w:left w:type="dxa" w:w="90"/>
+              <w:bottom w:type="dxa" w:w="60"/>
+              <w:right w:type="dxa" w:w="90"/>
+            </w:tcMar>
+          </w:tcPr>
+          <w:p>
+            <w:r>
+              <w:rPr>
+                <w:b w:val="false"/>
+                <w:bCs w:val="false"/>
+                <w:color w:val="000000"/>
                 <w:sz w:val="18"/>
                 <w:szCs w:val="18"/>
               </w:rPr>
@@ -1523,23 +1558,24 @@
           <w:tcPr>
             <w:tcW w:type="dxa" w:w="2400"/>
             <w:tcBorders>
-              <w:top w:val="single" w:color="BFBFBF" w:sz="4"/>
-              <w:left w:val="single" w:color="BFBFBF" w:sz="4"/>
-              <w:bottom w:val="single" w:color="BFBFBF" w:sz="4"/>
-              <w:right w:val="single" w:color="BFBFBF" w:sz="4"/>
-            </w:tcBorders>
-            <w:tcMar>
-              <w:top w:type="dxa" w:w="60"/>
-              <w:left w:type="dxa" w:w="90"/>
-              <w:bottom w:type="dxa" w:w="60"/>
-              <w:right w:type="dxa" w:w="90"/>
-            </w:tcMar>
-          </w:tcPr>
-          <w:p>
-            <w:r>
-              <w:rPr>
-                <w:b w:val="false"/>
-                <w:bCs w:val="false"/>
+              <w:top w:val="single" w:color="000000" w:sz="4"/>
+              <w:left w:val="single" w:color="000000" w:sz="4"/>
+              <w:bottom w:val="single" w:color="000000" w:sz="4"/>
+              <w:right w:val="single" w:color="000000" w:sz="4"/>
+            </w:tcBorders>
+            <w:tcMar>
+              <w:top w:type="dxa" w:w="60"/>
+              <w:left w:type="dxa" w:w="90"/>
+              <w:bottom w:type="dxa" w:w="60"/>
+              <w:right w:type="dxa" w:w="90"/>
+            </w:tcMar>
+          </w:tcPr>
+          <w:p>
+            <w:r>
+              <w:rPr>
+                <w:b w:val="false"/>
+                <w:bCs w:val="false"/>
+                <w:color w:val="000000"/>
                 <w:sz w:val="18"/>
                 <w:szCs w:val="18"/>
               </w:rPr>
@@ -1551,23 +1587,24 @@
           <w:tcPr>
             <w:tcW w:type="dxa" w:w="3300"/>
             <w:tcBorders>
-              <w:top w:val="single" w:color="BFBFBF" w:sz="4"/>
-              <w:left w:val="single" w:color="BFBFBF" w:sz="4"/>
-              <w:bottom w:val="single" w:color="BFBFBF" w:sz="4"/>
-              <w:right w:val="single" w:color="BFBFBF" w:sz="4"/>
-            </w:tcBorders>
-            <w:tcMar>
-              <w:top w:type="dxa" w:w="60"/>
-              <w:left w:type="dxa" w:w="90"/>
-              <w:bottom w:type="dxa" w:w="60"/>
-              <w:right w:type="dxa" w:w="90"/>
-            </w:tcMar>
-          </w:tcPr>
-          <w:p>
-            <w:r>
-              <w:rPr>
-                <w:b w:val="false"/>
-                <w:bCs w:val="false"/>
+              <w:top w:val="single" w:color="000000" w:sz="4"/>
+              <w:left w:val="single" w:color="000000" w:sz="4"/>
+              <w:bottom w:val="single" w:color="000000" w:sz="4"/>
+              <w:right w:val="single" w:color="000000" w:sz="4"/>
+            </w:tcBorders>
+            <w:tcMar>
+              <w:top w:type="dxa" w:w="60"/>
+              <w:left w:type="dxa" w:w="90"/>
+              <w:bottom w:type="dxa" w:w="60"/>
+              <w:right w:type="dxa" w:w="90"/>
+            </w:tcMar>
+          </w:tcPr>
+          <w:p>
+            <w:r>
+              <w:rPr>
+                <w:b w:val="false"/>
+                <w:bCs w:val="false"/>
+                <w:color w:val="000000"/>
                 <w:sz w:val="18"/>
                 <w:szCs w:val="18"/>
               </w:rPr>
@@ -1579,23 +1616,24 @@
           <w:tcPr>
             <w:tcW w:type="dxa" w:w="3100"/>
             <w:tcBorders>
-              <w:top w:val="single" w:color="BFBFBF" w:sz="4"/>
-              <w:left w:val="single" w:color="BFBFBF" w:sz="4"/>
-              <w:bottom w:val="single" w:color="BFBFBF" w:sz="4"/>
-              <w:right w:val="single" w:color="BFBFBF" w:sz="4"/>
-            </w:tcBorders>
-            <w:tcMar>
-              <w:top w:type="dxa" w:w="60"/>
-              <w:left w:type="dxa" w:w="90"/>
-              <w:bottom w:type="dxa" w:w="60"/>
-              <w:right w:type="dxa" w:w="90"/>
-            </w:tcMar>
-          </w:tcPr>
-          <w:p>
-            <w:r>
-              <w:rPr>
-                <w:b w:val="false"/>
-                <w:bCs w:val="false"/>
+              <w:top w:val="single" w:color="000000" w:sz="4"/>
+              <w:left w:val="single" w:color="000000" w:sz="4"/>
+              <w:bottom w:val="single" w:color="000000" w:sz="4"/>
+              <w:right w:val="single" w:color="000000" w:sz="4"/>
+            </w:tcBorders>
+            <w:tcMar>
+              <w:top w:type="dxa" w:w="60"/>
+              <w:left w:type="dxa" w:w="90"/>
+              <w:bottom w:type="dxa" w:w="60"/>
+              <w:right w:type="dxa" w:w="90"/>
+            </w:tcMar>
+          </w:tcPr>
+          <w:p>
+            <w:r>
+              <w:rPr>
+                <w:b w:val="false"/>
+                <w:bCs w:val="false"/>
+                <w:color w:val="000000"/>
                 <w:sz w:val="18"/>
                 <w:szCs w:val="18"/>
               </w:rPr>
@@ -1609,23 +1647,24 @@
           <w:tcPr>
             <w:tcW w:type="dxa" w:w="900"/>
             <w:tcBorders>
-              <w:top w:val="single" w:color="BFBFBF" w:sz="4"/>
-              <w:left w:val="single" w:color="BFBFBF" w:sz="4"/>
-              <w:bottom w:val="single" w:color="BFBFBF" w:sz="4"/>
-              <w:right w:val="single" w:color="BFBFBF" w:sz="4"/>
-            </w:tcBorders>
-            <w:tcMar>
-              <w:top w:type="dxa" w:w="60"/>
-              <w:left w:type="dxa" w:w="90"/>
-              <w:bottom w:type="dxa" w:w="60"/>
-              <w:right w:type="dxa" w:w="90"/>
-            </w:tcMar>
-          </w:tcPr>
-          <w:p>
-            <w:r>
-              <w:rPr>
-                <w:b w:val="false"/>
-                <w:bCs w:val="false"/>
+              <w:top w:val="single" w:color="000000" w:sz="4"/>
+              <w:left w:val="single" w:color="000000" w:sz="4"/>
+              <w:bottom w:val="single" w:color="000000" w:sz="4"/>
+              <w:right w:val="single" w:color="000000" w:sz="4"/>
+            </w:tcBorders>
+            <w:tcMar>
+              <w:top w:type="dxa" w:w="60"/>
+              <w:left w:type="dxa" w:w="90"/>
+              <w:bottom w:type="dxa" w:w="60"/>
+              <w:right w:type="dxa" w:w="90"/>
+            </w:tcMar>
+          </w:tcPr>
+          <w:p>
+            <w:r>
+              <w:rPr>
+                <w:b w:val="false"/>
+                <w:bCs w:val="false"/>
+                <w:color w:val="000000"/>
                 <w:sz w:val="18"/>
                 <w:szCs w:val="18"/>
               </w:rPr>
@@ -1637,23 +1676,24 @@
           <w:tcPr>
             <w:tcW w:type="dxa" w:w="2400"/>
             <w:tcBorders>
-              <w:top w:val="single" w:color="BFBFBF" w:sz="4"/>
-              <w:left w:val="single" w:color="BFBFBF" w:sz="4"/>
-              <w:bottom w:val="single" w:color="BFBFBF" w:sz="4"/>
-              <w:right w:val="single" w:color="BFBFBF" w:sz="4"/>
-            </w:tcBorders>
-            <w:tcMar>
-              <w:top w:type="dxa" w:w="60"/>
-              <w:left w:type="dxa" w:w="90"/>
-              <w:bottom w:type="dxa" w:w="60"/>
-              <w:right w:type="dxa" w:w="90"/>
-            </w:tcMar>
-          </w:tcPr>
-          <w:p>
-            <w:r>
-              <w:rPr>
-                <w:b w:val="false"/>
-                <w:bCs w:val="false"/>
+              <w:top w:val="single" w:color="000000" w:sz="4"/>
+              <w:left w:val="single" w:color="000000" w:sz="4"/>
+              <w:bottom w:val="single" w:color="000000" w:sz="4"/>
+              <w:right w:val="single" w:color="000000" w:sz="4"/>
+            </w:tcBorders>
+            <w:tcMar>
+              <w:top w:type="dxa" w:w="60"/>
+              <w:left w:type="dxa" w:w="90"/>
+              <w:bottom w:type="dxa" w:w="60"/>
+              <w:right w:type="dxa" w:w="90"/>
+            </w:tcMar>
+          </w:tcPr>
+          <w:p>
+            <w:r>
+              <w:rPr>
+                <w:b w:val="false"/>
+                <w:bCs w:val="false"/>
+                <w:color w:val="000000"/>
                 <w:sz w:val="18"/>
                 <w:szCs w:val="18"/>
               </w:rPr>
@@ -1665,23 +1705,24 @@
           <w:tcPr>
             <w:tcW w:type="dxa" w:w="3300"/>
             <w:tcBorders>
-              <w:top w:val="single" w:color="BFBFBF" w:sz="4"/>
-              <w:left w:val="single" w:color="BFBFBF" w:sz="4"/>
-              <w:bottom w:val="single" w:color="BFBFBF" w:sz="4"/>
-              <w:right w:val="single" w:color="BFBFBF" w:sz="4"/>
-            </w:tcBorders>
-            <w:tcMar>
-              <w:top w:type="dxa" w:w="60"/>
-              <w:left w:type="dxa" w:w="90"/>
-              <w:bottom w:type="dxa" w:w="60"/>
-              <w:right w:type="dxa" w:w="90"/>
-            </w:tcMar>
-          </w:tcPr>
-          <w:p>
-            <w:r>
-              <w:rPr>
-                <w:b w:val="false"/>
-                <w:bCs w:val="false"/>
+              <w:top w:val="single" w:color="000000" w:sz="4"/>
+              <w:left w:val="single" w:color="000000" w:sz="4"/>
+              <w:bottom w:val="single" w:color="000000" w:sz="4"/>
+              <w:right w:val="single" w:color="000000" w:sz="4"/>
+            </w:tcBorders>
+            <w:tcMar>
+              <w:top w:type="dxa" w:w="60"/>
+              <w:left w:type="dxa" w:w="90"/>
+              <w:bottom w:type="dxa" w:w="60"/>
+              <w:right w:type="dxa" w:w="90"/>
+            </w:tcMar>
+          </w:tcPr>
+          <w:p>
+            <w:r>
+              <w:rPr>
+                <w:b w:val="false"/>
+                <w:bCs w:val="false"/>
+                <w:color w:val="000000"/>
                 <w:sz w:val="18"/>
                 <w:szCs w:val="18"/>
               </w:rPr>
@@ -1693,23 +1734,24 @@
           <w:tcPr>
             <w:tcW w:type="dxa" w:w="3100"/>
             <w:tcBorders>
-              <w:top w:val="single" w:color="BFBFBF" w:sz="4"/>
-              <w:left w:val="single" w:color="BFBFBF" w:sz="4"/>
-              <w:bottom w:val="single" w:color="BFBFBF" w:sz="4"/>
-              <w:right w:val="single" w:color="BFBFBF" w:sz="4"/>
-            </w:tcBorders>
-            <w:tcMar>
-              <w:top w:type="dxa" w:w="60"/>
-              <w:left w:type="dxa" w:w="90"/>
-              <w:bottom w:type="dxa" w:w="60"/>
-              <w:right w:type="dxa" w:w="90"/>
-            </w:tcMar>
-          </w:tcPr>
-          <w:p>
-            <w:r>
-              <w:rPr>
-                <w:b w:val="false"/>
-                <w:bCs w:val="false"/>
+              <w:top w:val="single" w:color="000000" w:sz="4"/>
+              <w:left w:val="single" w:color="000000" w:sz="4"/>
+              <w:bottom w:val="single" w:color="000000" w:sz="4"/>
+              <w:right w:val="single" w:color="000000" w:sz="4"/>
+            </w:tcBorders>
+            <w:tcMar>
+              <w:top w:type="dxa" w:w="60"/>
+              <w:left w:type="dxa" w:w="90"/>
+              <w:bottom w:type="dxa" w:w="60"/>
+              <w:right w:type="dxa" w:w="90"/>
+            </w:tcMar>
+          </w:tcPr>
+          <w:p>
+            <w:r>
+              <w:rPr>
+                <w:b w:val="false"/>
+                <w:bCs w:val="false"/>
+                <w:color w:val="000000"/>
                 <w:sz w:val="18"/>
                 <w:szCs w:val="18"/>
               </w:rPr>
@@ -1723,23 +1765,24 @@
           <w:tcPr>
             <w:tcW w:type="dxa" w:w="900"/>
             <w:tcBorders>
-              <w:top w:val="single" w:color="BFBFBF" w:sz="4"/>
-              <w:left w:val="single" w:color="BFBFBF" w:sz="4"/>
-              <w:bottom w:val="single" w:color="BFBFBF" w:sz="4"/>
-              <w:right w:val="single" w:color="BFBFBF" w:sz="4"/>
-            </w:tcBorders>
-            <w:tcMar>
-              <w:top w:type="dxa" w:w="60"/>
-              <w:left w:type="dxa" w:w="90"/>
-              <w:bottom w:type="dxa" w:w="60"/>
-              <w:right w:type="dxa" w:w="90"/>
-            </w:tcMar>
-          </w:tcPr>
-          <w:p>
-            <w:r>
-              <w:rPr>
-                <w:b w:val="false"/>
-                <w:bCs w:val="false"/>
+              <w:top w:val="single" w:color="000000" w:sz="4"/>
+              <w:left w:val="single" w:color="000000" w:sz="4"/>
+              <w:bottom w:val="single" w:color="000000" w:sz="4"/>
+              <w:right w:val="single" w:color="000000" w:sz="4"/>
+            </w:tcBorders>
+            <w:tcMar>
+              <w:top w:type="dxa" w:w="60"/>
+              <w:left w:type="dxa" w:w="90"/>
+              <w:bottom w:type="dxa" w:w="60"/>
+              <w:right w:type="dxa" w:w="90"/>
+            </w:tcMar>
+          </w:tcPr>
+          <w:p>
+            <w:r>
+              <w:rPr>
+                <w:b w:val="false"/>
+                <w:bCs w:val="false"/>
+                <w:color w:val="000000"/>
                 <w:sz w:val="18"/>
                 <w:szCs w:val="18"/>
               </w:rPr>
@@ -1751,23 +1794,24 @@
           <w:tcPr>
             <w:tcW w:type="dxa" w:w="2400"/>
             <w:tcBorders>
-              <w:top w:val="single" w:color="BFBFBF" w:sz="4"/>
-              <w:left w:val="single" w:color="BFBFBF" w:sz="4"/>
-              <w:bottom w:val="single" w:color="BFBFBF" w:sz="4"/>
-              <w:right w:val="single" w:color="BFBFBF" w:sz="4"/>
-            </w:tcBorders>
-            <w:tcMar>
-              <w:top w:type="dxa" w:w="60"/>
-              <w:left w:type="dxa" w:w="90"/>
-              <w:bottom w:type="dxa" w:w="60"/>
-              <w:right w:type="dxa" w:w="90"/>
-            </w:tcMar>
-          </w:tcPr>
-          <w:p>
-            <w:r>
-              <w:rPr>
-                <w:b w:val="false"/>
-                <w:bCs w:val="false"/>
+              <w:top w:val="single" w:color="000000" w:sz="4"/>
+              <w:left w:val="single" w:color="000000" w:sz="4"/>
+              <w:bottom w:val="single" w:color="000000" w:sz="4"/>
+              <w:right w:val="single" w:color="000000" w:sz="4"/>
+            </w:tcBorders>
+            <w:tcMar>
+              <w:top w:type="dxa" w:w="60"/>
+              <w:left w:type="dxa" w:w="90"/>
+              <w:bottom w:type="dxa" w:w="60"/>
+              <w:right w:type="dxa" w:w="90"/>
+            </w:tcMar>
+          </w:tcPr>
+          <w:p>
+            <w:r>
+              <w:rPr>
+                <w:b w:val="false"/>
+                <w:bCs w:val="false"/>
+                <w:color w:val="000000"/>
                 <w:sz w:val="18"/>
                 <w:szCs w:val="18"/>
               </w:rPr>
@@ -1779,23 +1823,24 @@
           <w:tcPr>
             <w:tcW w:type="dxa" w:w="3300"/>
             <w:tcBorders>
-              <w:top w:val="single" w:color="BFBFBF" w:sz="4"/>
-              <w:left w:val="single" w:color="BFBFBF" w:sz="4"/>
-              <w:bottom w:val="single" w:color="BFBFBF" w:sz="4"/>
-              <w:right w:val="single" w:color="BFBFBF" w:sz="4"/>
-            </w:tcBorders>
-            <w:tcMar>
-              <w:top w:type="dxa" w:w="60"/>
-              <w:left w:type="dxa" w:w="90"/>
-              <w:bottom w:type="dxa" w:w="60"/>
-              <w:right w:type="dxa" w:w="90"/>
-            </w:tcMar>
-          </w:tcPr>
-          <w:p>
-            <w:r>
-              <w:rPr>
-                <w:b w:val="false"/>
-                <w:bCs w:val="false"/>
+              <w:top w:val="single" w:color="000000" w:sz="4"/>
+              <w:left w:val="single" w:color="000000" w:sz="4"/>
+              <w:bottom w:val="single" w:color="000000" w:sz="4"/>
+              <w:right w:val="single" w:color="000000" w:sz="4"/>
+            </w:tcBorders>
+            <w:tcMar>
+              <w:top w:type="dxa" w:w="60"/>
+              <w:left w:type="dxa" w:w="90"/>
+              <w:bottom w:type="dxa" w:w="60"/>
+              <w:right w:type="dxa" w:w="90"/>
+            </w:tcMar>
+          </w:tcPr>
+          <w:p>
+            <w:r>
+              <w:rPr>
+                <w:b w:val="false"/>
+                <w:bCs w:val="false"/>
+                <w:color w:val="000000"/>
                 <w:sz w:val="18"/>
                 <w:szCs w:val="18"/>
               </w:rPr>
@@ -1807,23 +1852,24 @@
           <w:tcPr>
             <w:tcW w:type="dxa" w:w="3100"/>
             <w:tcBorders>
-              <w:top w:val="single" w:color="BFBFBF" w:sz="4"/>
-              <w:left w:val="single" w:color="BFBFBF" w:sz="4"/>
-              <w:bottom w:val="single" w:color="BFBFBF" w:sz="4"/>
-              <w:right w:val="single" w:color="BFBFBF" w:sz="4"/>
-            </w:tcBorders>
-            <w:tcMar>
-              <w:top w:type="dxa" w:w="60"/>
-              <w:left w:type="dxa" w:w="90"/>
-              <w:bottom w:type="dxa" w:w="60"/>
-              <w:right w:type="dxa" w:w="90"/>
-            </w:tcMar>
-          </w:tcPr>
-          <w:p>
-            <w:r>
-              <w:rPr>
-                <w:b w:val="false"/>
-                <w:bCs w:val="false"/>
+              <w:top w:val="single" w:color="000000" w:sz="4"/>
+              <w:left w:val="single" w:color="000000" w:sz="4"/>
+              <w:bottom w:val="single" w:color="000000" w:sz="4"/>
+              <w:right w:val="single" w:color="000000" w:sz="4"/>
+            </w:tcBorders>
+            <w:tcMar>
+              <w:top w:type="dxa" w:w="60"/>
+              <w:left w:type="dxa" w:w="90"/>
+              <w:bottom w:type="dxa" w:w="60"/>
+              <w:right w:type="dxa" w:w="90"/>
+            </w:tcMar>
+          </w:tcPr>
+          <w:p>
+            <w:r>
+              <w:rPr>
+                <w:b w:val="false"/>
+                <w:bCs w:val="false"/>
+                <w:color w:val="000000"/>
                 <w:sz w:val="18"/>
                 <w:szCs w:val="18"/>
               </w:rPr>
@@ -1837,23 +1883,24 @@
           <w:tcPr>
             <w:tcW w:type="dxa" w:w="900"/>
             <w:tcBorders>
-              <w:top w:val="single" w:color="BFBFBF" w:sz="4"/>
-              <w:left w:val="single" w:color="BFBFBF" w:sz="4"/>
-              <w:bottom w:val="single" w:color="BFBFBF" w:sz="4"/>
-              <w:right w:val="single" w:color="BFBFBF" w:sz="4"/>
-            </w:tcBorders>
-            <w:tcMar>
-              <w:top w:type="dxa" w:w="60"/>
-              <w:left w:type="dxa" w:w="90"/>
-              <w:bottom w:type="dxa" w:w="60"/>
-              <w:right w:type="dxa" w:w="90"/>
-            </w:tcMar>
-          </w:tcPr>
-          <w:p>
-            <w:r>
-              <w:rPr>
-                <w:b w:val="false"/>
-                <w:bCs w:val="false"/>
+              <w:top w:val="single" w:color="000000" w:sz="4"/>
+              <w:left w:val="single" w:color="000000" w:sz="4"/>
+              <w:bottom w:val="single" w:color="000000" w:sz="4"/>
+              <w:right w:val="single" w:color="000000" w:sz="4"/>
+            </w:tcBorders>
+            <w:tcMar>
+              <w:top w:type="dxa" w:w="60"/>
+              <w:left w:type="dxa" w:w="90"/>
+              <w:bottom w:type="dxa" w:w="60"/>
+              <w:right w:type="dxa" w:w="90"/>
+            </w:tcMar>
+          </w:tcPr>
+          <w:p>
+            <w:r>
+              <w:rPr>
+                <w:b w:val="false"/>
+                <w:bCs w:val="false"/>
+                <w:color w:val="000000"/>
                 <w:sz w:val="18"/>
                 <w:szCs w:val="18"/>
               </w:rPr>
@@ -1865,23 +1912,24 @@
           <w:tcPr>
             <w:tcW w:type="dxa" w:w="2400"/>
             <w:tcBorders>
-              <w:top w:val="single" w:color="BFBFBF" w:sz="4"/>
-              <w:left w:val="single" w:color="BFBFBF" w:sz="4"/>
-              <w:bottom w:val="single" w:color="BFBFBF" w:sz="4"/>
-              <w:right w:val="single" w:color="BFBFBF" w:sz="4"/>
-            </w:tcBorders>
-            <w:tcMar>
-              <w:top w:type="dxa" w:w="60"/>
-              <w:left w:type="dxa" w:w="90"/>
-              <w:bottom w:type="dxa" w:w="60"/>
-              <w:right w:type="dxa" w:w="90"/>
-            </w:tcMar>
-          </w:tcPr>
-          <w:p>
-            <w:r>
-              <w:rPr>
-                <w:b w:val="false"/>
-                <w:bCs w:val="false"/>
+              <w:top w:val="single" w:color="000000" w:sz="4"/>
+              <w:left w:val="single" w:color="000000" w:sz="4"/>
+              <w:bottom w:val="single" w:color="000000" w:sz="4"/>
+              <w:right w:val="single" w:color="000000" w:sz="4"/>
+            </w:tcBorders>
+            <w:tcMar>
+              <w:top w:type="dxa" w:w="60"/>
+              <w:left w:type="dxa" w:w="90"/>
+              <w:bottom w:type="dxa" w:w="60"/>
+              <w:right w:type="dxa" w:w="90"/>
+            </w:tcMar>
+          </w:tcPr>
+          <w:p>
+            <w:r>
+              <w:rPr>
+                <w:b w:val="false"/>
+                <w:bCs w:val="false"/>
+                <w:color w:val="000000"/>
                 <w:sz w:val="18"/>
                 <w:szCs w:val="18"/>
               </w:rPr>
@@ -1893,23 +1941,24 @@
           <w:tcPr>
             <w:tcW w:type="dxa" w:w="3300"/>
             <w:tcBorders>
-              <w:top w:val="single" w:color="BFBFBF" w:sz="4"/>
-              <w:left w:val="single" w:color="BFBFBF" w:sz="4"/>
-              <w:bottom w:val="single" w:color="BFBFBF" w:sz="4"/>
-              <w:right w:val="single" w:color="BFBFBF" w:sz="4"/>
-            </w:tcBorders>
-            <w:tcMar>
-              <w:top w:type="dxa" w:w="60"/>
-              <w:left w:type="dxa" w:w="90"/>
-              <w:bottom w:type="dxa" w:w="60"/>
-              <w:right w:type="dxa" w:w="90"/>
-            </w:tcMar>
-          </w:tcPr>
-          <w:p>
-            <w:r>
-              <w:rPr>
-                <w:b w:val="false"/>
-                <w:bCs w:val="false"/>
+              <w:top w:val="single" w:color="000000" w:sz="4"/>
+              <w:left w:val="single" w:color="000000" w:sz="4"/>
+              <w:bottom w:val="single" w:color="000000" w:sz="4"/>
+              <w:right w:val="single" w:color="000000" w:sz="4"/>
+            </w:tcBorders>
+            <w:tcMar>
+              <w:top w:type="dxa" w:w="60"/>
+              <w:left w:type="dxa" w:w="90"/>
+              <w:bottom w:type="dxa" w:w="60"/>
+              <w:right w:type="dxa" w:w="90"/>
+            </w:tcMar>
+          </w:tcPr>
+          <w:p>
+            <w:r>
+              <w:rPr>
+                <w:b w:val="false"/>
+                <w:bCs w:val="false"/>
+                <w:color w:val="000000"/>
                 <w:sz w:val="18"/>
                 <w:szCs w:val="18"/>
               </w:rPr>
@@ -1921,23 +1970,24 @@
           <w:tcPr>
             <w:tcW w:type="dxa" w:w="3100"/>
             <w:tcBorders>
-              <w:top w:val="single" w:color="BFBFBF" w:sz="4"/>
-              <w:left w:val="single" w:color="BFBFBF" w:sz="4"/>
-              <w:bottom w:val="single" w:color="BFBFBF" w:sz="4"/>
-              <w:right w:val="single" w:color="BFBFBF" w:sz="4"/>
-            </w:tcBorders>
-            <w:tcMar>
-              <w:top w:type="dxa" w:w="60"/>
-              <w:left w:type="dxa" w:w="90"/>
-              <w:bottom w:type="dxa" w:w="60"/>
-              <w:right w:type="dxa" w:w="90"/>
-            </w:tcMar>
-          </w:tcPr>
-          <w:p>
-            <w:r>
-              <w:rPr>
-                <w:b w:val="false"/>
-                <w:bCs w:val="false"/>
+              <w:top w:val="single" w:color="000000" w:sz="4"/>
+              <w:left w:val="single" w:color="000000" w:sz="4"/>
+              <w:bottom w:val="single" w:color="000000" w:sz="4"/>
+              <w:right w:val="single" w:color="000000" w:sz="4"/>
+            </w:tcBorders>
+            <w:tcMar>
+              <w:top w:type="dxa" w:w="60"/>
+              <w:left w:type="dxa" w:w="90"/>
+              <w:bottom w:type="dxa" w:w="60"/>
+              <w:right w:type="dxa" w:w="90"/>
+            </w:tcMar>
+          </w:tcPr>
+          <w:p>
+            <w:r>
+              <w:rPr>
+                <w:b w:val="false"/>
+                <w:bCs w:val="false"/>
+                <w:color w:val="000000"/>
                 <w:sz w:val="18"/>
                 <w:szCs w:val="18"/>
               </w:rPr>
@@ -1951,23 +2001,24 @@
           <w:tcPr>
             <w:tcW w:type="dxa" w:w="900"/>
             <w:tcBorders>
-              <w:top w:val="single" w:color="BFBFBF" w:sz="4"/>
-              <w:left w:val="single" w:color="BFBFBF" w:sz="4"/>
-              <w:bottom w:val="single" w:color="BFBFBF" w:sz="4"/>
-              <w:right w:val="single" w:color="BFBFBF" w:sz="4"/>
-            </w:tcBorders>
-            <w:tcMar>
-              <w:top w:type="dxa" w:w="60"/>
-              <w:left w:type="dxa" w:w="90"/>
-              <w:bottom w:type="dxa" w:w="60"/>
-              <w:right w:type="dxa" w:w="90"/>
-            </w:tcMar>
-          </w:tcPr>
-          <w:p>
-            <w:r>
-              <w:rPr>
-                <w:b w:val="false"/>
-                <w:bCs w:val="false"/>
+              <w:top w:val="single" w:color="000000" w:sz="4"/>
+              <w:left w:val="single" w:color="000000" w:sz="4"/>
+              <w:bottom w:val="single" w:color="000000" w:sz="4"/>
+              <w:right w:val="single" w:color="000000" w:sz="4"/>
+            </w:tcBorders>
+            <w:tcMar>
+              <w:top w:type="dxa" w:w="60"/>
+              <w:left w:type="dxa" w:w="90"/>
+              <w:bottom w:type="dxa" w:w="60"/>
+              <w:right w:type="dxa" w:w="90"/>
+            </w:tcMar>
+          </w:tcPr>
+          <w:p>
+            <w:r>
+              <w:rPr>
+                <w:b w:val="false"/>
+                <w:bCs w:val="false"/>
+                <w:color w:val="000000"/>
                 <w:sz w:val="18"/>
                 <w:szCs w:val="18"/>
               </w:rPr>
@@ -1979,23 +2030,24 @@
           <w:tcPr>
             <w:tcW w:type="dxa" w:w="2400"/>
             <w:tcBorders>
-              <w:top w:val="single" w:color="BFBFBF" w:sz="4"/>
-              <w:left w:val="single" w:color="BFBFBF" w:sz="4"/>
-              <w:bottom w:val="single" w:color="BFBFBF" w:sz="4"/>
-              <w:right w:val="single" w:color="BFBFBF" w:sz="4"/>
-            </w:tcBorders>
-            <w:tcMar>
-              <w:top w:type="dxa" w:w="60"/>
-              <w:left w:type="dxa" w:w="90"/>
-              <w:bottom w:type="dxa" w:w="60"/>
-              <w:right w:type="dxa" w:w="90"/>
-            </w:tcMar>
-          </w:tcPr>
-          <w:p>
-            <w:r>
-              <w:rPr>
-                <w:b w:val="false"/>
-                <w:bCs w:val="false"/>
+              <w:top w:val="single" w:color="000000" w:sz="4"/>
+              <w:left w:val="single" w:color="000000" w:sz="4"/>
+              <w:bottom w:val="single" w:color="000000" w:sz="4"/>
+              <w:right w:val="single" w:color="000000" w:sz="4"/>
+            </w:tcBorders>
+            <w:tcMar>
+              <w:top w:type="dxa" w:w="60"/>
+              <w:left w:type="dxa" w:w="90"/>
+              <w:bottom w:type="dxa" w:w="60"/>
+              <w:right w:type="dxa" w:w="90"/>
+            </w:tcMar>
+          </w:tcPr>
+          <w:p>
+            <w:r>
+              <w:rPr>
+                <w:b w:val="false"/>
+                <w:bCs w:val="false"/>
+                <w:color w:val="000000"/>
                 <w:sz w:val="18"/>
                 <w:szCs w:val="18"/>
               </w:rPr>
@@ -2007,23 +2059,24 @@
           <w:tcPr>
             <w:tcW w:type="dxa" w:w="3300"/>
             <w:tcBorders>
-              <w:top w:val="single" w:color="BFBFBF" w:sz="4"/>
-              <w:left w:val="single" w:color="BFBFBF" w:sz="4"/>
-              <w:bottom w:val="single" w:color="BFBFBF" w:sz="4"/>
-              <w:right w:val="single" w:color="BFBFBF" w:sz="4"/>
-            </w:tcBorders>
-            <w:tcMar>
-              <w:top w:type="dxa" w:w="60"/>
-              <w:left w:type="dxa" w:w="90"/>
-              <w:bottom w:type="dxa" w:w="60"/>
-              <w:right w:type="dxa" w:w="90"/>
-            </w:tcMar>
-          </w:tcPr>
-          <w:p>
-            <w:r>
-              <w:rPr>
-                <w:b w:val="false"/>
-                <w:bCs w:val="false"/>
+              <w:top w:val="single" w:color="000000" w:sz="4"/>
+              <w:left w:val="single" w:color="000000" w:sz="4"/>
+              <w:bottom w:val="single" w:color="000000" w:sz="4"/>
+              <w:right w:val="single" w:color="000000" w:sz="4"/>
+            </w:tcBorders>
+            <w:tcMar>
+              <w:top w:type="dxa" w:w="60"/>
+              <w:left w:type="dxa" w:w="90"/>
+              <w:bottom w:type="dxa" w:w="60"/>
+              <w:right w:type="dxa" w:w="90"/>
+            </w:tcMar>
+          </w:tcPr>
+          <w:p>
+            <w:r>
+              <w:rPr>
+                <w:b w:val="false"/>
+                <w:bCs w:val="false"/>
+                <w:color w:val="000000"/>
                 <w:sz w:val="18"/>
                 <w:szCs w:val="18"/>
               </w:rPr>
@@ -2035,23 +2088,24 @@
           <w:tcPr>
             <w:tcW w:type="dxa" w:w="3100"/>
             <w:tcBorders>
-              <w:top w:val="single" w:color="BFBFBF" w:sz="4"/>
-              <w:left w:val="single" w:color="BFBFBF" w:sz="4"/>
-              <w:bottom w:val="single" w:color="BFBFBF" w:sz="4"/>
-              <w:right w:val="single" w:color="BFBFBF" w:sz="4"/>
-            </w:tcBorders>
-            <w:tcMar>
-              <w:top w:type="dxa" w:w="60"/>
-              <w:left w:type="dxa" w:w="90"/>
-              <w:bottom w:type="dxa" w:w="60"/>
-              <w:right w:type="dxa" w:w="90"/>
-            </w:tcMar>
-          </w:tcPr>
-          <w:p>
-            <w:r>
-              <w:rPr>
-                <w:b w:val="false"/>
-                <w:bCs w:val="false"/>
+              <w:top w:val="single" w:color="000000" w:sz="4"/>
+              <w:left w:val="single" w:color="000000" w:sz="4"/>
+              <w:bottom w:val="single" w:color="000000" w:sz="4"/>
+              <w:right w:val="single" w:color="000000" w:sz="4"/>
+            </w:tcBorders>
+            <w:tcMar>
+              <w:top w:type="dxa" w:w="60"/>
+              <w:left w:type="dxa" w:w="90"/>
+              <w:bottom w:type="dxa" w:w="60"/>
+              <w:right w:type="dxa" w:w="90"/>
+            </w:tcMar>
+          </w:tcPr>
+          <w:p>
+            <w:r>
+              <w:rPr>
+                <w:b w:val="false"/>
+                <w:bCs w:val="false"/>
+                <w:color w:val="000000"/>
                 <w:sz w:val="18"/>
                 <w:szCs w:val="18"/>
               </w:rPr>
@@ -2065,23 +2119,24 @@
           <w:tcPr>
             <w:tcW w:type="dxa" w:w="900"/>
             <w:tcBorders>
-              <w:top w:val="single" w:color="BFBFBF" w:sz="4"/>
-              <w:left w:val="single" w:color="BFBFBF" w:sz="4"/>
-              <w:bottom w:val="single" w:color="BFBFBF" w:sz="4"/>
-              <w:right w:val="single" w:color="BFBFBF" w:sz="4"/>
-            </w:tcBorders>
-            <w:tcMar>
-              <w:top w:type="dxa" w:w="60"/>
-              <w:left w:type="dxa" w:w="90"/>
-              <w:bottom w:type="dxa" w:w="60"/>
-              <w:right w:type="dxa" w:w="90"/>
-            </w:tcMar>
-          </w:tcPr>
-          <w:p>
-            <w:r>
-              <w:rPr>
-                <w:b w:val="false"/>
-                <w:bCs w:val="false"/>
+              <w:top w:val="single" w:color="000000" w:sz="4"/>
+              <w:left w:val="single" w:color="000000" w:sz="4"/>
+              <w:bottom w:val="single" w:color="000000" w:sz="4"/>
+              <w:right w:val="single" w:color="000000" w:sz="4"/>
+            </w:tcBorders>
+            <w:tcMar>
+              <w:top w:type="dxa" w:w="60"/>
+              <w:left w:type="dxa" w:w="90"/>
+              <w:bottom w:type="dxa" w:w="60"/>
+              <w:right w:type="dxa" w:w="90"/>
+            </w:tcMar>
+          </w:tcPr>
+          <w:p>
+            <w:r>
+              <w:rPr>
+                <w:b w:val="false"/>
+                <w:bCs w:val="false"/>
+                <w:color w:val="000000"/>
                 <w:sz w:val="18"/>
                 <w:szCs w:val="18"/>
               </w:rPr>
@@ -2093,23 +2148,24 @@
           <w:tcPr>
             <w:tcW w:type="dxa" w:w="2400"/>
             <w:tcBorders>
-              <w:top w:val="single" w:color="BFBFBF" w:sz="4"/>
-              <w:left w:val="single" w:color="BFBFBF" w:sz="4"/>
-              <w:bottom w:val="single" w:color="BFBFBF" w:sz="4"/>
-              <w:right w:val="single" w:color="BFBFBF" w:sz="4"/>
-            </w:tcBorders>
-            <w:tcMar>
-              <w:top w:type="dxa" w:w="60"/>
-              <w:left w:type="dxa" w:w="90"/>
-              <w:bottom w:type="dxa" w:w="60"/>
-              <w:right w:type="dxa" w:w="90"/>
-            </w:tcMar>
-          </w:tcPr>
-          <w:p>
-            <w:r>
-              <w:rPr>
-                <w:b w:val="false"/>
-                <w:bCs w:val="false"/>
+              <w:top w:val="single" w:color="000000" w:sz="4"/>
+              <w:left w:val="single" w:color="000000" w:sz="4"/>
+              <w:bottom w:val="single" w:color="000000" w:sz="4"/>
+              <w:right w:val="single" w:color="000000" w:sz="4"/>
+            </w:tcBorders>
+            <w:tcMar>
+              <w:top w:type="dxa" w:w="60"/>
+              <w:left w:type="dxa" w:w="90"/>
+              <w:bottom w:type="dxa" w:w="60"/>
+              <w:right w:type="dxa" w:w="90"/>
+            </w:tcMar>
+          </w:tcPr>
+          <w:p>
+            <w:r>
+              <w:rPr>
+                <w:b w:val="false"/>
+                <w:bCs w:val="false"/>
+                <w:color w:val="000000"/>
                 <w:sz w:val="18"/>
                 <w:szCs w:val="18"/>
               </w:rPr>
@@ -2121,23 +2177,24 @@
           <w:tcPr>
             <w:tcW w:type="dxa" w:w="3300"/>
             <w:tcBorders>
-              <w:top w:val="single" w:color="BFBFBF" w:sz="4"/>
-              <w:left w:val="single" w:color="BFBFBF" w:sz="4"/>
-              <w:bottom w:val="single" w:color="BFBFBF" w:sz="4"/>
-              <w:right w:val="single" w:color="BFBFBF" w:sz="4"/>
-            </w:tcBorders>
-            <w:tcMar>
-              <w:top w:type="dxa" w:w="60"/>
-              <w:left w:type="dxa" w:w="90"/>
-              <w:bottom w:type="dxa" w:w="60"/>
-              <w:right w:type="dxa" w:w="90"/>
-            </w:tcMar>
-          </w:tcPr>
-          <w:p>
-            <w:r>
-              <w:rPr>
-                <w:b w:val="false"/>
-                <w:bCs w:val="false"/>
+              <w:top w:val="single" w:color="000000" w:sz="4"/>
+              <w:left w:val="single" w:color="000000" w:sz="4"/>
+              <w:bottom w:val="single" w:color="000000" w:sz="4"/>
+              <w:right w:val="single" w:color="000000" w:sz="4"/>
+            </w:tcBorders>
+            <w:tcMar>
+              <w:top w:type="dxa" w:w="60"/>
+              <w:left w:type="dxa" w:w="90"/>
+              <w:bottom w:type="dxa" w:w="60"/>
+              <w:right w:type="dxa" w:w="90"/>
+            </w:tcMar>
+          </w:tcPr>
+          <w:p>
+            <w:r>
+              <w:rPr>
+                <w:b w:val="false"/>
+                <w:bCs w:val="false"/>
+                <w:color w:val="000000"/>
                 <w:sz w:val="18"/>
                 <w:szCs w:val="18"/>
               </w:rPr>
@@ -2149,23 +2206,24 @@
           <w:tcPr>
             <w:tcW w:type="dxa" w:w="3100"/>
             <w:tcBorders>
-              <w:top w:val="single" w:color="BFBFBF" w:sz="4"/>
-              <w:left w:val="single" w:color="BFBFBF" w:sz="4"/>
-              <w:bottom w:val="single" w:color="BFBFBF" w:sz="4"/>
-              <w:right w:val="single" w:color="BFBFBF" w:sz="4"/>
-            </w:tcBorders>
-            <w:tcMar>
-              <w:top w:type="dxa" w:w="60"/>
-              <w:left w:type="dxa" w:w="90"/>
-              <w:bottom w:type="dxa" w:w="60"/>
-              <w:right w:type="dxa" w:w="90"/>
-            </w:tcMar>
-          </w:tcPr>
-          <w:p>
-            <w:r>
-              <w:rPr>
-                <w:b w:val="false"/>
-                <w:bCs w:val="false"/>
+              <w:top w:val="single" w:color="000000" w:sz="4"/>
+              <w:left w:val="single" w:color="000000" w:sz="4"/>
+              <w:bottom w:val="single" w:color="000000" w:sz="4"/>
+              <w:right w:val="single" w:color="000000" w:sz="4"/>
+            </w:tcBorders>
+            <w:tcMar>
+              <w:top w:type="dxa" w:w="60"/>
+              <w:left w:type="dxa" w:w="90"/>
+              <w:bottom w:type="dxa" w:w="60"/>
+              <w:right w:type="dxa" w:w="90"/>
+            </w:tcMar>
+          </w:tcPr>
+          <w:p>
+            <w:r>
+              <w:rPr>
+                <w:b w:val="false"/>
+                <w:bCs w:val="false"/>
+                <w:color w:val="000000"/>
                 <w:sz w:val="18"/>
                 <w:szCs w:val="18"/>
               </w:rPr>
@@ -2179,23 +2237,24 @@
           <w:tcPr>
             <w:tcW w:type="dxa" w:w="900"/>
             <w:tcBorders>
-              <w:top w:val="single" w:color="BFBFBF" w:sz="4"/>
-              <w:left w:val="single" w:color="BFBFBF" w:sz="4"/>
-              <w:bottom w:val="single" w:color="BFBFBF" w:sz="4"/>
-              <w:right w:val="single" w:color="BFBFBF" w:sz="4"/>
-            </w:tcBorders>
-            <w:tcMar>
-              <w:top w:type="dxa" w:w="60"/>
-              <w:left w:type="dxa" w:w="90"/>
-              <w:bottom w:type="dxa" w:w="60"/>
-              <w:right w:type="dxa" w:w="90"/>
-            </w:tcMar>
-          </w:tcPr>
-          <w:p>
-            <w:r>
-              <w:rPr>
-                <w:b w:val="false"/>
-                <w:bCs w:val="false"/>
+              <w:top w:val="single" w:color="000000" w:sz="4"/>
+              <w:left w:val="single" w:color="000000" w:sz="4"/>
+              <w:bottom w:val="single" w:color="000000" w:sz="4"/>
+              <w:right w:val="single" w:color="000000" w:sz="4"/>
+            </w:tcBorders>
+            <w:tcMar>
+              <w:top w:type="dxa" w:w="60"/>
+              <w:left w:type="dxa" w:w="90"/>
+              <w:bottom w:type="dxa" w:w="60"/>
+              <w:right w:type="dxa" w:w="90"/>
+            </w:tcMar>
+          </w:tcPr>
+          <w:p>
+            <w:r>
+              <w:rPr>
+                <w:b w:val="false"/>
+                <w:bCs w:val="false"/>
+                <w:color w:val="000000"/>
                 <w:sz w:val="18"/>
                 <w:szCs w:val="18"/>
               </w:rPr>
@@ -2207,23 +2266,24 @@
           <w:tcPr>
             <w:tcW w:type="dxa" w:w="2400"/>
             <w:tcBorders>
-              <w:top w:val="single" w:color="BFBFBF" w:sz="4"/>
-              <w:left w:val="single" w:color="BFBFBF" w:sz="4"/>
-              <w:bottom w:val="single" w:color="BFBFBF" w:sz="4"/>
-              <w:right w:val="single" w:color="BFBFBF" w:sz="4"/>
-            </w:tcBorders>
-            <w:tcMar>
-              <w:top w:type="dxa" w:w="60"/>
-              <w:left w:type="dxa" w:w="90"/>
-              <w:bottom w:type="dxa" w:w="60"/>
-              <w:right w:type="dxa" w:w="90"/>
-            </w:tcMar>
-          </w:tcPr>
-          <w:p>
-            <w:r>
-              <w:rPr>
-                <w:b w:val="false"/>
-                <w:bCs w:val="false"/>
+              <w:top w:val="single" w:color="000000" w:sz="4"/>
+              <w:left w:val="single" w:color="000000" w:sz="4"/>
+              <w:bottom w:val="single" w:color="000000" w:sz="4"/>
+              <w:right w:val="single" w:color="000000" w:sz="4"/>
+            </w:tcBorders>
+            <w:tcMar>
+              <w:top w:type="dxa" w:w="60"/>
+              <w:left w:type="dxa" w:w="90"/>
+              <w:bottom w:type="dxa" w:w="60"/>
+              <w:right w:type="dxa" w:w="90"/>
+            </w:tcMar>
+          </w:tcPr>
+          <w:p>
+            <w:r>
+              <w:rPr>
+                <w:b w:val="false"/>
+                <w:bCs w:val="false"/>
+                <w:color w:val="000000"/>
                 <w:sz w:val="18"/>
                 <w:szCs w:val="18"/>
               </w:rPr>
@@ -2235,23 +2295,24 @@
           <w:tcPr>
             <w:tcW w:type="dxa" w:w="3300"/>
             <w:tcBorders>
-              <w:top w:val="single" w:color="BFBFBF" w:sz="4"/>
-              <w:left w:val="single" w:color="BFBFBF" w:sz="4"/>
-              <w:bottom w:val="single" w:color="BFBFBF" w:sz="4"/>
-              <w:right w:val="single" w:color="BFBFBF" w:sz="4"/>
-            </w:tcBorders>
-            <w:tcMar>
-              <w:top w:type="dxa" w:w="60"/>
-              <w:left w:type="dxa" w:w="90"/>
-              <w:bottom w:type="dxa" w:w="60"/>
-              <w:right w:type="dxa" w:w="90"/>
-            </w:tcMar>
-          </w:tcPr>
-          <w:p>
-            <w:r>
-              <w:rPr>
-                <w:b w:val="false"/>
-                <w:bCs w:val="false"/>
+              <w:top w:val="single" w:color="000000" w:sz="4"/>
+              <w:left w:val="single" w:color="000000" w:sz="4"/>
+              <w:bottom w:val="single" w:color="000000" w:sz="4"/>
+              <w:right w:val="single" w:color="000000" w:sz="4"/>
+            </w:tcBorders>
+            <w:tcMar>
+              <w:top w:type="dxa" w:w="60"/>
+              <w:left w:type="dxa" w:w="90"/>
+              <w:bottom w:type="dxa" w:w="60"/>
+              <w:right w:type="dxa" w:w="90"/>
+            </w:tcMar>
+          </w:tcPr>
+          <w:p>
+            <w:r>
+              <w:rPr>
+                <w:b w:val="false"/>
+                <w:bCs w:val="false"/>
+                <w:color w:val="000000"/>
                 <w:sz w:val="18"/>
                 <w:szCs w:val="18"/>
               </w:rPr>
@@ -2263,23 +2324,24 @@
           <w:tcPr>
             <w:tcW w:type="dxa" w:w="3100"/>
             <w:tcBorders>
-              <w:top w:val="single" w:color="BFBFBF" w:sz="4"/>
-              <w:left w:val="single" w:color="BFBFBF" w:sz="4"/>
-              <w:bottom w:val="single" w:color="BFBFBF" w:sz="4"/>
-              <w:right w:val="single" w:color="BFBFBF" w:sz="4"/>
-            </w:tcBorders>
-            <w:tcMar>
-              <w:top w:type="dxa" w:w="60"/>
-              <w:left w:type="dxa" w:w="90"/>
-              <w:bottom w:type="dxa" w:w="60"/>
-              <w:right w:type="dxa" w:w="90"/>
-            </w:tcMar>
-          </w:tcPr>
-          <w:p>
-            <w:r>
-              <w:rPr>
-                <w:b w:val="false"/>
-                <w:bCs w:val="false"/>
+              <w:top w:val="single" w:color="000000" w:sz="4"/>
+              <w:left w:val="single" w:color="000000" w:sz="4"/>
+              <w:bottom w:val="single" w:color="000000" w:sz="4"/>
+              <w:right w:val="single" w:color="000000" w:sz="4"/>
+            </w:tcBorders>
+            <w:tcMar>
+              <w:top w:type="dxa" w:w="60"/>
+              <w:left w:type="dxa" w:w="90"/>
+              <w:bottom w:type="dxa" w:w="60"/>
+              <w:right w:type="dxa" w:w="90"/>
+            </w:tcMar>
+          </w:tcPr>
+          <w:p>
+            <w:r>
+              <w:rPr>
+                <w:b w:val="false"/>
+                <w:bCs w:val="false"/>
+                <w:color w:val="000000"/>
                 <w:sz w:val="18"/>
                 <w:szCs w:val="18"/>
               </w:rPr>
@@ -2293,23 +2355,24 @@
           <w:tcPr>
             <w:tcW w:type="dxa" w:w="900"/>
             <w:tcBorders>
-              <w:top w:val="single" w:color="BFBFBF" w:sz="4"/>
-              <w:left w:val="single" w:color="BFBFBF" w:sz="4"/>
-              <w:bottom w:val="single" w:color="BFBFBF" w:sz="4"/>
-              <w:right w:val="single" w:color="BFBFBF" w:sz="4"/>
-            </w:tcBorders>
-            <w:tcMar>
-              <w:top w:type="dxa" w:w="60"/>
-              <w:left w:type="dxa" w:w="90"/>
-              <w:bottom w:type="dxa" w:w="60"/>
-              <w:right w:type="dxa" w:w="90"/>
-            </w:tcMar>
-          </w:tcPr>
-          <w:p>
-            <w:r>
-              <w:rPr>
-                <w:b w:val="false"/>
-                <w:bCs w:val="false"/>
+              <w:top w:val="single" w:color="000000" w:sz="4"/>
+              <w:left w:val="single" w:color="000000" w:sz="4"/>
+              <w:bottom w:val="single" w:color="000000" w:sz="4"/>
+              <w:right w:val="single" w:color="000000" w:sz="4"/>
+            </w:tcBorders>
+            <w:tcMar>
+              <w:top w:type="dxa" w:w="60"/>
+              <w:left w:type="dxa" w:w="90"/>
+              <w:bottom w:type="dxa" w:w="60"/>
+              <w:right w:type="dxa" w:w="90"/>
+            </w:tcMar>
+          </w:tcPr>
+          <w:p>
+            <w:r>
+              <w:rPr>
+                <w:b w:val="false"/>
+                <w:bCs w:val="false"/>
+                <w:color w:val="000000"/>
                 <w:sz w:val="18"/>
                 <w:szCs w:val="18"/>
               </w:rPr>
@@ -2321,23 +2384,24 @@
           <w:tcPr>
             <w:tcW w:type="dxa" w:w="2400"/>
             <w:tcBorders>
-              <w:top w:val="single" w:color="BFBFBF" w:sz="4"/>
-              <w:left w:val="single" w:color="BFBFBF" w:sz="4"/>
-              <w:bottom w:val="single" w:color="BFBFBF" w:sz="4"/>
-              <w:right w:val="single" w:color="BFBFBF" w:sz="4"/>
-            </w:tcBorders>
-            <w:tcMar>
-              <w:top w:type="dxa" w:w="60"/>
-              <w:left w:type="dxa" w:w="90"/>
-              <w:bottom w:type="dxa" w:w="60"/>
-              <w:right w:type="dxa" w:w="90"/>
-            </w:tcMar>
-          </w:tcPr>
-          <w:p>
-            <w:r>
-              <w:rPr>
-                <w:b w:val="false"/>
-                <w:bCs w:val="false"/>
+              <w:top w:val="single" w:color="000000" w:sz="4"/>
+              <w:left w:val="single" w:color="000000" w:sz="4"/>
+              <w:bottom w:val="single" w:color="000000" w:sz="4"/>
+              <w:right w:val="single" w:color="000000" w:sz="4"/>
+            </w:tcBorders>
+            <w:tcMar>
+              <w:top w:type="dxa" w:w="60"/>
+              <w:left w:type="dxa" w:w="90"/>
+              <w:bottom w:type="dxa" w:w="60"/>
+              <w:right w:type="dxa" w:w="90"/>
+            </w:tcMar>
+          </w:tcPr>
+          <w:p>
+            <w:r>
+              <w:rPr>
+                <w:b w:val="false"/>
+                <w:bCs w:val="false"/>
+                <w:color w:val="000000"/>
                 <w:sz w:val="18"/>
                 <w:szCs w:val="18"/>
               </w:rPr>
@@ -2349,23 +2413,24 @@
           <w:tcPr>
             <w:tcW w:type="dxa" w:w="3300"/>
             <w:tcBorders>
-              <w:top w:val="single" w:color="BFBFBF" w:sz="4"/>
-              <w:left w:val="single" w:color="BFBFBF" w:sz="4"/>
-              <w:bottom w:val="single" w:color="BFBFBF" w:sz="4"/>
-              <w:right w:val="single" w:color="BFBFBF" w:sz="4"/>
-            </w:tcBorders>
-            <w:tcMar>
-              <w:top w:type="dxa" w:w="60"/>
-              <w:left w:type="dxa" w:w="90"/>
-              <w:bottom w:type="dxa" w:w="60"/>
-              <w:right w:type="dxa" w:w="90"/>
-            </w:tcMar>
-          </w:tcPr>
-          <w:p>
-            <w:r>
-              <w:rPr>
-                <w:b w:val="false"/>
-                <w:bCs w:val="false"/>
+              <w:top w:val="single" w:color="000000" w:sz="4"/>
+              <w:left w:val="single" w:color="000000" w:sz="4"/>
+              <w:bottom w:val="single" w:color="000000" w:sz="4"/>
+              <w:right w:val="single" w:color="000000" w:sz="4"/>
+            </w:tcBorders>
+            <w:tcMar>
+              <w:top w:type="dxa" w:w="60"/>
+              <w:left w:type="dxa" w:w="90"/>
+              <w:bottom w:type="dxa" w:w="60"/>
+              <w:right w:type="dxa" w:w="90"/>
+            </w:tcMar>
+          </w:tcPr>
+          <w:p>
+            <w:r>
+              <w:rPr>
+                <w:b w:val="false"/>
+                <w:bCs w:val="false"/>
+                <w:color w:val="000000"/>
                 <w:sz w:val="18"/>
                 <w:szCs w:val="18"/>
               </w:rPr>
@@ -2377,23 +2442,24 @@
           <w:tcPr>
             <w:tcW w:type="dxa" w:w="3100"/>
             <w:tcBorders>
-              <w:top w:val="single" w:color="BFBFBF" w:sz="4"/>
-              <w:left w:val="single" w:color="BFBFBF" w:sz="4"/>
-              <w:bottom w:val="single" w:color="BFBFBF" w:sz="4"/>
-              <w:right w:val="single" w:color="BFBFBF" w:sz="4"/>
-            </w:tcBorders>
-            <w:tcMar>
-              <w:top w:type="dxa" w:w="60"/>
-              <w:left w:type="dxa" w:w="90"/>
-              <w:bottom w:type="dxa" w:w="60"/>
-              <w:right w:type="dxa" w:w="90"/>
-            </w:tcMar>
-          </w:tcPr>
-          <w:p>
-            <w:r>
-              <w:rPr>
-                <w:b w:val="false"/>
-                <w:bCs w:val="false"/>
+              <w:top w:val="single" w:color="000000" w:sz="4"/>
+              <w:left w:val="single" w:color="000000" w:sz="4"/>
+              <w:bottom w:val="single" w:color="000000" w:sz="4"/>
+              <w:right w:val="single" w:color="000000" w:sz="4"/>
+            </w:tcBorders>
+            <w:tcMar>
+              <w:top w:type="dxa" w:w="60"/>
+              <w:left w:type="dxa" w:w="90"/>
+              <w:bottom w:type="dxa" w:w="60"/>
+              <w:right w:type="dxa" w:w="90"/>
+            </w:tcMar>
+          </w:tcPr>
+          <w:p>
+            <w:r>
+              <w:rPr>
+                <w:b w:val="false"/>
+                <w:bCs w:val="false"/>
+                <w:color w:val="000000"/>
                 <w:sz w:val="18"/>
                 <w:szCs w:val="18"/>
               </w:rPr>
@@ -2407,23 +2473,24 @@
           <w:tcPr>
             <w:tcW w:type="dxa" w:w="900"/>
             <w:tcBorders>
-              <w:top w:val="single" w:color="BFBFBF" w:sz="4"/>
-              <w:left w:val="single" w:color="BFBFBF" w:sz="4"/>
-              <w:bottom w:val="single" w:color="BFBFBF" w:sz="4"/>
-              <w:right w:val="single" w:color="BFBFBF" w:sz="4"/>
-            </w:tcBorders>
-            <w:tcMar>
-              <w:top w:type="dxa" w:w="60"/>
-              <w:left w:type="dxa" w:w="90"/>
-              <w:bottom w:type="dxa" w:w="60"/>
-              <w:right w:type="dxa" w:w="90"/>
-            </w:tcMar>
-          </w:tcPr>
-          <w:p>
-            <w:r>
-              <w:rPr>
-                <w:b w:val="false"/>
-                <w:bCs w:val="false"/>
+              <w:top w:val="single" w:color="000000" w:sz="4"/>
+              <w:left w:val="single" w:color="000000" w:sz="4"/>
+              <w:bottom w:val="single" w:color="000000" w:sz="4"/>
+              <w:right w:val="single" w:color="000000" w:sz="4"/>
+            </w:tcBorders>
+            <w:tcMar>
+              <w:top w:type="dxa" w:w="60"/>
+              <w:left w:type="dxa" w:w="90"/>
+              <w:bottom w:type="dxa" w:w="60"/>
+              <w:right w:type="dxa" w:w="90"/>
+            </w:tcMar>
+          </w:tcPr>
+          <w:p>
+            <w:r>
+              <w:rPr>
+                <w:b w:val="false"/>
+                <w:bCs w:val="false"/>
+                <w:color w:val="000000"/>
                 <w:sz w:val="18"/>
                 <w:szCs w:val="18"/>
               </w:rPr>
@@ -2435,23 +2502,24 @@
           <w:tcPr>
             <w:tcW w:type="dxa" w:w="2400"/>
             <w:tcBorders>
-              <w:top w:val="single" w:color="BFBFBF" w:sz="4"/>
-              <w:left w:val="single" w:color="BFBFBF" w:sz="4"/>
-              <w:bottom w:val="single" w:color="BFBFBF" w:sz="4"/>
-              <w:right w:val="single" w:color="BFBFBF" w:sz="4"/>
-            </w:tcBorders>
-            <w:tcMar>
-              <w:top w:type="dxa" w:w="60"/>
-              <w:left w:type="dxa" w:w="90"/>
-              <w:bottom w:type="dxa" w:w="60"/>
-              <w:right w:type="dxa" w:w="90"/>
-            </w:tcMar>
-          </w:tcPr>
-          <w:p>
-            <w:r>
-              <w:rPr>
-                <w:b w:val="false"/>
-                <w:bCs w:val="false"/>
+              <w:top w:val="single" w:color="000000" w:sz="4"/>
+              <w:left w:val="single" w:color="000000" w:sz="4"/>
+              <w:bottom w:val="single" w:color="000000" w:sz="4"/>
+              <w:right w:val="single" w:color="000000" w:sz="4"/>
+            </w:tcBorders>
+            <w:tcMar>
+              <w:top w:type="dxa" w:w="60"/>
+              <w:left w:type="dxa" w:w="90"/>
+              <w:bottom w:type="dxa" w:w="60"/>
+              <w:right w:type="dxa" w:w="90"/>
+            </w:tcMar>
+          </w:tcPr>
+          <w:p>
+            <w:r>
+              <w:rPr>
+                <w:b w:val="false"/>
+                <w:bCs w:val="false"/>
+                <w:color w:val="000000"/>
                 <w:sz w:val="18"/>
                 <w:szCs w:val="18"/>
               </w:rPr>
@@ -2463,23 +2531,24 @@
           <w:tcPr>
             <w:tcW w:type="dxa" w:w="3300"/>
             <w:tcBorders>
-              <w:top w:val="single" w:color="BFBFBF" w:sz="4"/>
-              <w:left w:val="single" w:color="BFBFBF" w:sz="4"/>
-              <w:bottom w:val="single" w:color="BFBFBF" w:sz="4"/>
-              <w:right w:val="single" w:color="BFBFBF" w:sz="4"/>
-            </w:tcBorders>
-            <w:tcMar>
-              <w:top w:type="dxa" w:w="60"/>
-              <w:left w:type="dxa" w:w="90"/>
-              <w:bottom w:type="dxa" w:w="60"/>
-              <w:right w:type="dxa" w:w="90"/>
-            </w:tcMar>
-          </w:tcPr>
-          <w:p>
-            <w:r>
-              <w:rPr>
-                <w:b w:val="false"/>
-                <w:bCs w:val="false"/>
+              <w:top w:val="single" w:color="000000" w:sz="4"/>
+              <w:left w:val="single" w:color="000000" w:sz="4"/>
+              <w:bottom w:val="single" w:color="000000" w:sz="4"/>
+              <w:right w:val="single" w:color="000000" w:sz="4"/>
+            </w:tcBorders>
+            <w:tcMar>
+              <w:top w:type="dxa" w:w="60"/>
+              <w:left w:type="dxa" w:w="90"/>
+              <w:bottom w:type="dxa" w:w="60"/>
+              <w:right w:type="dxa" w:w="90"/>
+            </w:tcMar>
+          </w:tcPr>
+          <w:p>
+            <w:r>
+              <w:rPr>
+                <w:b w:val="false"/>
+                <w:bCs w:val="false"/>
+                <w:color w:val="000000"/>
                 <w:sz w:val="18"/>
                 <w:szCs w:val="18"/>
               </w:rPr>
@@ -2491,23 +2560,24 @@
           <w:tcPr>
             <w:tcW w:type="dxa" w:w="3100"/>
             <w:tcBorders>
-              <w:top w:val="single" w:color="BFBFBF" w:sz="4"/>
-              <w:left w:val="single" w:color="BFBFBF" w:sz="4"/>
-              <w:bottom w:val="single" w:color="BFBFBF" w:sz="4"/>
-              <w:right w:val="single" w:color="BFBFBF" w:sz="4"/>
-            </w:tcBorders>
-            <w:tcMar>
-              <w:top w:type="dxa" w:w="60"/>
-              <w:left w:type="dxa" w:w="90"/>
-              <w:bottom w:type="dxa" w:w="60"/>
-              <w:right w:type="dxa" w:w="90"/>
-            </w:tcMar>
-          </w:tcPr>
-          <w:p>
-            <w:r>
-              <w:rPr>
-                <w:b w:val="false"/>
-                <w:bCs w:val="false"/>
+              <w:top w:val="single" w:color="000000" w:sz="4"/>
+              <w:left w:val="single" w:color="000000" w:sz="4"/>
+              <w:bottom w:val="single" w:color="000000" w:sz="4"/>
+              <w:right w:val="single" w:color="000000" w:sz="4"/>
+            </w:tcBorders>
+            <w:tcMar>
+              <w:top w:type="dxa" w:w="60"/>
+              <w:left w:type="dxa" w:w="90"/>
+              <w:bottom w:type="dxa" w:w="60"/>
+              <w:right w:type="dxa" w:w="90"/>
+            </w:tcMar>
+          </w:tcPr>
+          <w:p>
+            <w:r>
+              <w:rPr>
+                <w:b w:val="false"/>
+                <w:bCs w:val="false"/>
+                <w:color w:val="000000"/>
                 <w:sz w:val="18"/>
                 <w:szCs w:val="18"/>
               </w:rPr>
@@ -2521,23 +2591,24 @@
           <w:tcPr>
             <w:tcW w:type="dxa" w:w="900"/>
             <w:tcBorders>
-              <w:top w:val="single" w:color="BFBFBF" w:sz="4"/>
-              <w:left w:val="single" w:color="BFBFBF" w:sz="4"/>
-              <w:bottom w:val="single" w:color="BFBFBF" w:sz="4"/>
-              <w:right w:val="single" w:color="BFBFBF" w:sz="4"/>
-            </w:tcBorders>
-            <w:tcMar>
-              <w:top w:type="dxa" w:w="60"/>
-              <w:left w:type="dxa" w:w="90"/>
-              <w:bottom w:type="dxa" w:w="60"/>
-              <w:right w:type="dxa" w:w="90"/>
-            </w:tcMar>
-          </w:tcPr>
-          <w:p>
-            <w:r>
-              <w:rPr>
-                <w:b w:val="false"/>
-                <w:bCs w:val="false"/>
+              <w:top w:val="single" w:color="000000" w:sz="4"/>
+              <w:left w:val="single" w:color="000000" w:sz="4"/>
+              <w:bottom w:val="single" w:color="000000" w:sz="4"/>
+              <w:right w:val="single" w:color="000000" w:sz="4"/>
+            </w:tcBorders>
+            <w:tcMar>
+              <w:top w:type="dxa" w:w="60"/>
+              <w:left w:type="dxa" w:w="90"/>
+              <w:bottom w:type="dxa" w:w="60"/>
+              <w:right w:type="dxa" w:w="90"/>
+            </w:tcMar>
+          </w:tcPr>
+          <w:p>
+            <w:r>
+              <w:rPr>
+                <w:b w:val="false"/>
+                <w:bCs w:val="false"/>
+                <w:color w:val="000000"/>
                 <w:sz w:val="18"/>
                 <w:szCs w:val="18"/>
               </w:rPr>
@@ -2549,23 +2620,24 @@
           <w:tcPr>
             <w:tcW w:type="dxa" w:w="2400"/>
             <w:tcBorders>
-              <w:top w:val="single" w:color="BFBFBF" w:sz="4"/>
-              <w:left w:val="single" w:color="BFBFBF" w:sz="4"/>
-              <w:bottom w:val="single" w:color="BFBFBF" w:sz="4"/>
-              <w:right w:val="single" w:color="BFBFBF" w:sz="4"/>
-            </w:tcBorders>
-            <w:tcMar>
-              <w:top w:type="dxa" w:w="60"/>
-              <w:left w:type="dxa" w:w="90"/>
-              <w:bottom w:type="dxa" w:w="60"/>
-              <w:right w:type="dxa" w:w="90"/>
-            </w:tcMar>
-          </w:tcPr>
-          <w:p>
-            <w:r>
-              <w:rPr>
-                <w:b w:val="false"/>
-                <w:bCs w:val="false"/>
+              <w:top w:val="single" w:color="000000" w:sz="4"/>
+              <w:left w:val="single" w:color="000000" w:sz="4"/>
+              <w:bottom w:val="single" w:color="000000" w:sz="4"/>
+              <w:right w:val="single" w:color="000000" w:sz="4"/>
+            </w:tcBorders>
+            <w:tcMar>
+              <w:top w:type="dxa" w:w="60"/>
+              <w:left w:type="dxa" w:w="90"/>
+              <w:bottom w:type="dxa" w:w="60"/>
+              <w:right w:type="dxa" w:w="90"/>
+            </w:tcMar>
+          </w:tcPr>
+          <w:p>
+            <w:r>
+              <w:rPr>
+                <w:b w:val="false"/>
+                <w:bCs w:val="false"/>
+                <w:color w:val="000000"/>
                 <w:sz w:val="18"/>
                 <w:szCs w:val="18"/>
               </w:rPr>
@@ -2577,23 +2649,24 @@
           <w:tcPr>
             <w:tcW w:type="dxa" w:w="3300"/>
             <w:tcBorders>
-              <w:top w:val="single" w:color="BFBFBF" w:sz="4"/>
-              <w:left w:val="single" w:color="BFBFBF" w:sz="4"/>
-              <w:bottom w:val="single" w:color="BFBFBF" w:sz="4"/>
-              <w:right w:val="single" w:color="BFBFBF" w:sz="4"/>
-            </w:tcBorders>
-            <w:tcMar>
-              <w:top w:type="dxa" w:w="60"/>
-              <w:left w:type="dxa" w:w="90"/>
-              <w:bottom w:type="dxa" w:w="60"/>
-              <w:right w:type="dxa" w:w="90"/>
-            </w:tcMar>
-          </w:tcPr>
-          <w:p>
-            <w:r>
-              <w:rPr>
-                <w:b w:val="false"/>
-                <w:bCs w:val="false"/>
+              <w:top w:val="single" w:color="000000" w:sz="4"/>
+              <w:left w:val="single" w:color="000000" w:sz="4"/>
+              <w:bottom w:val="single" w:color="000000" w:sz="4"/>
+              <w:right w:val="single" w:color="000000" w:sz="4"/>
+            </w:tcBorders>
+            <w:tcMar>
+              <w:top w:type="dxa" w:w="60"/>
+              <w:left w:type="dxa" w:w="90"/>
+              <w:bottom w:type="dxa" w:w="60"/>
+              <w:right w:type="dxa" w:w="90"/>
+            </w:tcMar>
+          </w:tcPr>
+          <w:p>
+            <w:r>
+              <w:rPr>
+                <w:b w:val="false"/>
+                <w:bCs w:val="false"/>
+                <w:color w:val="000000"/>
                 <w:sz w:val="18"/>
                 <w:szCs w:val="18"/>
               </w:rPr>
@@ -2605,23 +2678,24 @@
           <w:tcPr>
             <w:tcW w:type="dxa" w:w="3100"/>
             <w:tcBorders>
-              <w:top w:val="single" w:color="BFBFBF" w:sz="4"/>
-              <w:left w:val="single" w:color="BFBFBF" w:sz="4"/>
-              <w:bottom w:val="single" w:color="BFBFBF" w:sz="4"/>
-              <w:right w:val="single" w:color="BFBFBF" w:sz="4"/>
-            </w:tcBorders>
-            <w:tcMar>
-              <w:top w:type="dxa" w:w="60"/>
-              <w:left w:type="dxa" w:w="90"/>
-              <w:bottom w:type="dxa" w:w="60"/>
-              <w:right w:type="dxa" w:w="90"/>
-            </w:tcMar>
-          </w:tcPr>
-          <w:p>
-            <w:r>
-              <w:rPr>
-                <w:b w:val="false"/>
-                <w:bCs w:val="false"/>
+              <w:top w:val="single" w:color="000000" w:sz="4"/>
+              <w:left w:val="single" w:color="000000" w:sz="4"/>
+              <w:bottom w:val="single" w:color="000000" w:sz="4"/>
+              <w:right w:val="single" w:color="000000" w:sz="4"/>
+            </w:tcBorders>
+            <w:tcMar>
+              <w:top w:type="dxa" w:w="60"/>
+              <w:left w:type="dxa" w:w="90"/>
+              <w:bottom w:type="dxa" w:w="60"/>
+              <w:right w:type="dxa" w:w="90"/>
+            </w:tcMar>
+          </w:tcPr>
+          <w:p>
+            <w:r>
+              <w:rPr>
+                <w:b w:val="false"/>
+                <w:bCs w:val="false"/>
+                <w:color w:val="000000"/>
                 <w:sz w:val="18"/>
                 <w:szCs w:val="18"/>
               </w:rPr>
@@ -2635,23 +2709,24 @@
           <w:tcPr>
             <w:tcW w:type="dxa" w:w="900"/>
             <w:tcBorders>
-              <w:top w:val="single" w:color="BFBFBF" w:sz="4"/>
-              <w:left w:val="single" w:color="BFBFBF" w:sz="4"/>
-              <w:bottom w:val="single" w:color="BFBFBF" w:sz="4"/>
-              <w:right w:val="single" w:color="BFBFBF" w:sz="4"/>
-            </w:tcBorders>
-            <w:tcMar>
-              <w:top w:type="dxa" w:w="60"/>
-              <w:left w:type="dxa" w:w="90"/>
-              <w:bottom w:type="dxa" w:w="60"/>
-              <w:right w:type="dxa" w:w="90"/>
-            </w:tcMar>
-          </w:tcPr>
-          <w:p>
-            <w:r>
-              <w:rPr>
-                <w:b w:val="false"/>
-                <w:bCs w:val="false"/>
+              <w:top w:val="single" w:color="000000" w:sz="4"/>
+              <w:left w:val="single" w:color="000000" w:sz="4"/>
+              <w:bottom w:val="single" w:color="000000" w:sz="4"/>
+              <w:right w:val="single" w:color="000000" w:sz="4"/>
+            </w:tcBorders>
+            <w:tcMar>
+              <w:top w:type="dxa" w:w="60"/>
+              <w:left w:type="dxa" w:w="90"/>
+              <w:bottom w:type="dxa" w:w="60"/>
+              <w:right w:type="dxa" w:w="90"/>
+            </w:tcMar>
+          </w:tcPr>
+          <w:p>
+            <w:r>
+              <w:rPr>
+                <w:b w:val="false"/>
+                <w:bCs w:val="false"/>
+                <w:color w:val="000000"/>
                 <w:sz w:val="18"/>
                 <w:szCs w:val="18"/>
               </w:rPr>
@@ -2663,23 +2738,24 @@
           <w:tcPr>
             <w:tcW w:type="dxa" w:w="2400"/>
             <w:tcBorders>
-              <w:top w:val="single" w:color="BFBFBF" w:sz="4"/>
-              <w:left w:val="single" w:color="BFBFBF" w:sz="4"/>
-              <w:bottom w:val="single" w:color="BFBFBF" w:sz="4"/>
-              <w:right w:val="single" w:color="BFBFBF" w:sz="4"/>
-            </w:tcBorders>
-            <w:tcMar>
-              <w:top w:type="dxa" w:w="60"/>
-              <w:left w:type="dxa" w:w="90"/>
-              <w:bottom w:type="dxa" w:w="60"/>
-              <w:right w:type="dxa" w:w="90"/>
-            </w:tcMar>
-          </w:tcPr>
-          <w:p>
-            <w:r>
-              <w:rPr>
-                <w:b w:val="false"/>
-                <w:bCs w:val="false"/>
+              <w:top w:val="single" w:color="000000" w:sz="4"/>
+              <w:left w:val="single" w:color="000000" w:sz="4"/>
+              <w:bottom w:val="single" w:color="000000" w:sz="4"/>
+              <w:right w:val="single" w:color="000000" w:sz="4"/>
+            </w:tcBorders>
+            <w:tcMar>
+              <w:top w:type="dxa" w:w="60"/>
+              <w:left w:type="dxa" w:w="90"/>
+              <w:bottom w:type="dxa" w:w="60"/>
+              <w:right w:type="dxa" w:w="90"/>
+            </w:tcMar>
+          </w:tcPr>
+          <w:p>
+            <w:r>
+              <w:rPr>
+                <w:b w:val="false"/>
+                <w:bCs w:val="false"/>
+                <w:color w:val="000000"/>
                 <w:sz w:val="18"/>
                 <w:szCs w:val="18"/>
               </w:rPr>
@@ -2691,23 +2767,24 @@
           <w:tcPr>
             <w:tcW w:type="dxa" w:w="3300"/>
             <w:tcBorders>
-              <w:top w:val="single" w:color="BFBFBF" w:sz="4"/>
-              <w:left w:val="single" w:color="BFBFBF" w:sz="4"/>
-              <w:bottom w:val="single" w:color="BFBFBF" w:sz="4"/>
-              <w:right w:val="single" w:color="BFBFBF" w:sz="4"/>
-            </w:tcBorders>
-            <w:tcMar>
-              <w:top w:type="dxa" w:w="60"/>
-              <w:left w:type="dxa" w:w="90"/>
-              <w:bottom w:type="dxa" w:w="60"/>
-              <w:right w:type="dxa" w:w="90"/>
-            </w:tcMar>
-          </w:tcPr>
-          <w:p>
-            <w:r>
-              <w:rPr>
-                <w:b w:val="false"/>
-                <w:bCs w:val="false"/>
+              <w:top w:val="single" w:color="000000" w:sz="4"/>
+              <w:left w:val="single" w:color="000000" w:sz="4"/>
+              <w:bottom w:val="single" w:color="000000" w:sz="4"/>
+              <w:right w:val="single" w:color="000000" w:sz="4"/>
+            </w:tcBorders>
+            <w:tcMar>
+              <w:top w:type="dxa" w:w="60"/>
+              <w:left w:type="dxa" w:w="90"/>
+              <w:bottom w:type="dxa" w:w="60"/>
+              <w:right w:type="dxa" w:w="90"/>
+            </w:tcMar>
+          </w:tcPr>
+          <w:p>
+            <w:r>
+              <w:rPr>
+                <w:b w:val="false"/>
+                <w:bCs w:val="false"/>
+                <w:color w:val="000000"/>
                 <w:sz w:val="18"/>
                 <w:szCs w:val="18"/>
               </w:rPr>
@@ -2719,23 +2796,24 @@
           <w:tcPr>
             <w:tcW w:type="dxa" w:w="3100"/>
             <w:tcBorders>
-              <w:top w:val="single" w:color="BFBFBF" w:sz="4"/>
-              <w:left w:val="single" w:color="BFBFBF" w:sz="4"/>
-              <w:bottom w:val="single" w:color="BFBFBF" w:sz="4"/>
-              <w:right w:val="single" w:color="BFBFBF" w:sz="4"/>
-            </w:tcBorders>
-            <w:tcMar>
-              <w:top w:type="dxa" w:w="60"/>
-              <w:left w:type="dxa" w:w="90"/>
-              <w:bottom w:type="dxa" w:w="60"/>
-              <w:right w:type="dxa" w:w="90"/>
-            </w:tcMar>
-          </w:tcPr>
-          <w:p>
-            <w:r>
-              <w:rPr>
-                <w:b w:val="false"/>
-                <w:bCs w:val="false"/>
+              <w:top w:val="single" w:color="000000" w:sz="4"/>
+              <w:left w:val="single" w:color="000000" w:sz="4"/>
+              <w:bottom w:val="single" w:color="000000" w:sz="4"/>
+              <w:right w:val="single" w:color="000000" w:sz="4"/>
+            </w:tcBorders>
+            <w:tcMar>
+              <w:top w:type="dxa" w:w="60"/>
+              <w:left w:type="dxa" w:w="90"/>
+              <w:bottom w:type="dxa" w:w="60"/>
+              <w:right w:type="dxa" w:w="90"/>
+            </w:tcMar>
+          </w:tcPr>
+          <w:p>
+            <w:r>
+              <w:rPr>
+                <w:b w:val="false"/>
+                <w:bCs w:val="false"/>
+                <w:color w:val="000000"/>
                 <w:sz w:val="18"/>
                 <w:szCs w:val="18"/>
               </w:rPr>
@@ -2749,23 +2827,24 @@
           <w:tcPr>
             <w:tcW w:type="dxa" w:w="900"/>
             <w:tcBorders>
-              <w:top w:val="single" w:color="BFBFBF" w:sz="4"/>
-              <w:left w:val="single" w:color="BFBFBF" w:sz="4"/>
-              <w:bottom w:val="single" w:color="BFBFBF" w:sz="4"/>
-              <w:right w:val="single" w:color="BFBFBF" w:sz="4"/>
-            </w:tcBorders>
-            <w:tcMar>
-              <w:top w:type="dxa" w:w="60"/>
-              <w:left w:type="dxa" w:w="90"/>
-              <w:bottom w:type="dxa" w:w="60"/>
-              <w:right w:type="dxa" w:w="90"/>
-            </w:tcMar>
-          </w:tcPr>
-          <w:p>
-            <w:r>
-              <w:rPr>
-                <w:b w:val="false"/>
-                <w:bCs w:val="false"/>
+              <w:top w:val="single" w:color="000000" w:sz="4"/>
+              <w:left w:val="single" w:color="000000" w:sz="4"/>
+              <w:bottom w:val="single" w:color="000000" w:sz="4"/>
+              <w:right w:val="single" w:color="000000" w:sz="4"/>
+            </w:tcBorders>
+            <w:tcMar>
+              <w:top w:type="dxa" w:w="60"/>
+              <w:left w:type="dxa" w:w="90"/>
+              <w:bottom w:type="dxa" w:w="60"/>
+              <w:right w:type="dxa" w:w="90"/>
+            </w:tcMar>
+          </w:tcPr>
+          <w:p>
+            <w:r>
+              <w:rPr>
+                <w:b w:val="false"/>
+                <w:bCs w:val="false"/>
+                <w:color w:val="000000"/>
                 <w:sz w:val="18"/>
                 <w:szCs w:val="18"/>
               </w:rPr>
@@ -2777,23 +2856,24 @@
           <w:tcPr>
             <w:tcW w:type="dxa" w:w="2400"/>
             <w:tcBorders>
-              <w:top w:val="single" w:color="BFBFBF" w:sz="4"/>
-              <w:left w:val="single" w:color="BFBFBF" w:sz="4"/>
-              <w:bottom w:val="single" w:color="BFBFBF" w:sz="4"/>
-              <w:right w:val="single" w:color="BFBFBF" w:sz="4"/>
-            </w:tcBorders>
-            <w:tcMar>
-              <w:top w:type="dxa" w:w="60"/>
-              <w:left w:type="dxa" w:w="90"/>
-              <w:bottom w:type="dxa" w:w="60"/>
-              <w:right w:type="dxa" w:w="90"/>
-            </w:tcMar>
-          </w:tcPr>
-          <w:p>
-            <w:r>
-              <w:rPr>
-                <w:b w:val="false"/>
-                <w:bCs w:val="false"/>
+              <w:top w:val="single" w:color="000000" w:sz="4"/>
+              <w:left w:val="single" w:color="000000" w:sz="4"/>
+              <w:bottom w:val="single" w:color="000000" w:sz="4"/>
+              <w:right w:val="single" w:color="000000" w:sz="4"/>
+            </w:tcBorders>
+            <w:tcMar>
+              <w:top w:type="dxa" w:w="60"/>
+              <w:left w:type="dxa" w:w="90"/>
+              <w:bottom w:type="dxa" w:w="60"/>
+              <w:right w:type="dxa" w:w="90"/>
+            </w:tcMar>
+          </w:tcPr>
+          <w:p>
+            <w:r>
+              <w:rPr>
+                <w:b w:val="false"/>
+                <w:bCs w:val="false"/>
+                <w:color w:val="000000"/>
                 <w:sz w:val="18"/>
                 <w:szCs w:val="18"/>
               </w:rPr>
@@ -2805,23 +2885,24 @@
           <w:tcPr>
             <w:tcW w:type="dxa" w:w="3300"/>
             <w:tcBorders>
-              <w:top w:val="single" w:color="BFBFBF" w:sz="4"/>
-              <w:left w:val="single" w:color="BFBFBF" w:sz="4"/>
-              <w:bottom w:val="single" w:color="BFBFBF" w:sz="4"/>
-              <w:right w:val="single" w:color="BFBFBF" w:sz="4"/>
-            </w:tcBorders>
-            <w:tcMar>
-              <w:top w:type="dxa" w:w="60"/>
-              <w:left w:type="dxa" w:w="90"/>
-              <w:bottom w:type="dxa" w:w="60"/>
-              <w:right w:type="dxa" w:w="90"/>
-            </w:tcMar>
-          </w:tcPr>
-          <w:p>
-            <w:r>
-              <w:rPr>
-                <w:b w:val="false"/>
-                <w:bCs w:val="false"/>
+              <w:top w:val="single" w:color="000000" w:sz="4"/>
+              <w:left w:val="single" w:color="000000" w:sz="4"/>
+              <w:bottom w:val="single" w:color="000000" w:sz="4"/>
+              <w:right w:val="single" w:color="000000" w:sz="4"/>
+            </w:tcBorders>
+            <w:tcMar>
+              <w:top w:type="dxa" w:w="60"/>
+              <w:left w:type="dxa" w:w="90"/>
+              <w:bottom w:type="dxa" w:w="60"/>
+              <w:right w:type="dxa" w:w="90"/>
+            </w:tcMar>
+          </w:tcPr>
+          <w:p>
+            <w:r>
+              <w:rPr>
+                <w:b w:val="false"/>
+                <w:bCs w:val="false"/>
+                <w:color w:val="000000"/>
                 <w:sz w:val="18"/>
                 <w:szCs w:val="18"/>
               </w:rPr>
@@ -2833,23 +2914,24 @@
           <w:tcPr>
             <w:tcW w:type="dxa" w:w="3100"/>
             <w:tcBorders>
-              <w:top w:val="single" w:color="BFBFBF" w:sz="4"/>
-              <w:left w:val="single" w:color="BFBFBF" w:sz="4"/>
-              <w:bottom w:val="single" w:color="BFBFBF" w:sz="4"/>
-              <w:right w:val="single" w:color="BFBFBF" w:sz="4"/>
-            </w:tcBorders>
-            <w:tcMar>
-              <w:top w:type="dxa" w:w="60"/>
-              <w:left w:type="dxa" w:w="90"/>
-              <w:bottom w:type="dxa" w:w="60"/>
-              <w:right w:type="dxa" w:w="90"/>
-            </w:tcMar>
-          </w:tcPr>
-          <w:p>
-            <w:r>
-              <w:rPr>
-                <w:b w:val="false"/>
-                <w:bCs w:val="false"/>
+              <w:top w:val="single" w:color="000000" w:sz="4"/>
+              <w:left w:val="single" w:color="000000" w:sz="4"/>
+              <w:bottom w:val="single" w:color="000000" w:sz="4"/>
+              <w:right w:val="single" w:color="000000" w:sz="4"/>
+            </w:tcBorders>
+            <w:tcMar>
+              <w:top w:type="dxa" w:w="60"/>
+              <w:left w:type="dxa" w:w="90"/>
+              <w:bottom w:type="dxa" w:w="60"/>
+              <w:right w:type="dxa" w:w="90"/>
+            </w:tcMar>
+          </w:tcPr>
+          <w:p>
+            <w:r>
+              <w:rPr>
+                <w:b w:val="false"/>
+                <w:bCs w:val="false"/>
+                <w:color w:val="000000"/>
                 <w:sz w:val="18"/>
                 <w:szCs w:val="18"/>
               </w:rPr>
@@ -2863,23 +2945,24 @@
           <w:tcPr>
             <w:tcW w:type="dxa" w:w="900"/>
             <w:tcBorders>
-              <w:top w:val="single" w:color="BFBFBF" w:sz="4"/>
-              <w:left w:val="single" w:color="BFBFBF" w:sz="4"/>
-              <w:bottom w:val="single" w:color="BFBFBF" w:sz="4"/>
-              <w:right w:val="single" w:color="BFBFBF" w:sz="4"/>
-            </w:tcBorders>
-            <w:tcMar>
-              <w:top w:type="dxa" w:w="60"/>
-              <w:left w:type="dxa" w:w="90"/>
-              <w:bottom w:type="dxa" w:w="60"/>
-              <w:right w:type="dxa" w:w="90"/>
-            </w:tcMar>
-          </w:tcPr>
-          <w:p>
-            <w:r>
-              <w:rPr>
-                <w:b w:val="false"/>
-                <w:bCs w:val="false"/>
+              <w:top w:val="single" w:color="000000" w:sz="4"/>
+              <w:left w:val="single" w:color="000000" w:sz="4"/>
+              <w:bottom w:val="single" w:color="000000" w:sz="4"/>
+              <w:right w:val="single" w:color="000000" w:sz="4"/>
+            </w:tcBorders>
+            <w:tcMar>
+              <w:top w:type="dxa" w:w="60"/>
+              <w:left w:type="dxa" w:w="90"/>
+              <w:bottom w:type="dxa" w:w="60"/>
+              <w:right w:type="dxa" w:w="90"/>
+            </w:tcMar>
+          </w:tcPr>
+          <w:p>
+            <w:r>
+              <w:rPr>
+                <w:b w:val="false"/>
+                <w:bCs w:val="false"/>
+                <w:color w:val="000000"/>
                 <w:sz w:val="18"/>
                 <w:szCs w:val="18"/>
               </w:rPr>
@@ -2891,23 +2974,24 @@
           <w:tcPr>
             <w:tcW w:type="dxa" w:w="2400"/>
             <w:tcBorders>
-              <w:top w:val="single" w:color="BFBFBF" w:sz="4"/>
-              <w:left w:val="single" w:color="BFBFBF" w:sz="4"/>
-              <w:bottom w:val="single" w:color="BFBFBF" w:sz="4"/>
-              <w:right w:val="single" w:color="BFBFBF" w:sz="4"/>
-            </w:tcBorders>
-            <w:tcMar>
-              <w:top w:type="dxa" w:w="60"/>
-              <w:left w:type="dxa" w:w="90"/>
-              <w:bottom w:type="dxa" w:w="60"/>
-              <w:right w:type="dxa" w:w="90"/>
-            </w:tcMar>
-          </w:tcPr>
-          <w:p>
-            <w:r>
-              <w:rPr>
-                <w:b w:val="false"/>
-                <w:bCs w:val="false"/>
+              <w:top w:val="single" w:color="000000" w:sz="4"/>
+              <w:left w:val="single" w:color="000000" w:sz="4"/>
+              <w:bottom w:val="single" w:color="000000" w:sz="4"/>
+              <w:right w:val="single" w:color="000000" w:sz="4"/>
+            </w:tcBorders>
+            <w:tcMar>
+              <w:top w:type="dxa" w:w="60"/>
+              <w:left w:type="dxa" w:w="90"/>
+              <w:bottom w:type="dxa" w:w="60"/>
+              <w:right w:type="dxa" w:w="90"/>
+            </w:tcMar>
+          </w:tcPr>
+          <w:p>
+            <w:r>
+              <w:rPr>
+                <w:b w:val="false"/>
+                <w:bCs w:val="false"/>
+                <w:color w:val="000000"/>
                 <w:sz w:val="18"/>
                 <w:szCs w:val="18"/>
               </w:rPr>
@@ -2919,23 +3003,24 @@
           <w:tcPr>
             <w:tcW w:type="dxa" w:w="3300"/>
             <w:tcBorders>
-              <w:top w:val="single" w:color="BFBFBF" w:sz="4"/>
-              <w:left w:val="single" w:color="BFBFBF" w:sz="4"/>
-              <w:bottom w:val="single" w:color="BFBFBF" w:sz="4"/>
-              <w:right w:val="single" w:color="BFBFBF" w:sz="4"/>
-            </w:tcBorders>
-            <w:tcMar>
-              <w:top w:type="dxa" w:w="60"/>
-              <w:left w:type="dxa" w:w="90"/>
-              <w:bottom w:type="dxa" w:w="60"/>
-              <w:right w:type="dxa" w:w="90"/>
-            </w:tcMar>
-          </w:tcPr>
-          <w:p>
-            <w:r>
-              <w:rPr>
-                <w:b w:val="false"/>
-                <w:bCs w:val="false"/>
+              <w:top w:val="single" w:color="000000" w:sz="4"/>
+              <w:left w:val="single" w:color="000000" w:sz="4"/>
+              <w:bottom w:val="single" w:color="000000" w:sz="4"/>
+              <w:right w:val="single" w:color="000000" w:sz="4"/>
+            </w:tcBorders>
+            <w:tcMar>
+              <w:top w:type="dxa" w:w="60"/>
+              <w:left w:type="dxa" w:w="90"/>
+              <w:bottom w:type="dxa" w:w="60"/>
+              <w:right w:type="dxa" w:w="90"/>
+            </w:tcMar>
+          </w:tcPr>
+          <w:p>
+            <w:r>
+              <w:rPr>
+                <w:b w:val="false"/>
+                <w:bCs w:val="false"/>
+                <w:color w:val="000000"/>
                 <w:sz w:val="18"/>
                 <w:szCs w:val="18"/>
               </w:rPr>
@@ -2947,23 +3032,24 @@
           <w:tcPr>
             <w:tcW w:type="dxa" w:w="3100"/>
             <w:tcBorders>
-              <w:top w:val="single" w:color="BFBFBF" w:sz="4"/>
-              <w:left w:val="single" w:color="BFBFBF" w:sz="4"/>
-              <w:bottom w:val="single" w:color="BFBFBF" w:sz="4"/>
-              <w:right w:val="single" w:color="BFBFBF" w:sz="4"/>
-            </w:tcBorders>
-            <w:tcMar>
-              <w:top w:type="dxa" w:w="60"/>
-              <w:left w:type="dxa" w:w="90"/>
-              <w:bottom w:type="dxa" w:w="60"/>
-              <w:right w:type="dxa" w:w="90"/>
-            </w:tcMar>
-          </w:tcPr>
-          <w:p>
-            <w:r>
-              <w:rPr>
-                <w:b w:val="false"/>
-                <w:bCs w:val="false"/>
+              <w:top w:val="single" w:color="000000" w:sz="4"/>
+              <w:left w:val="single" w:color="000000" w:sz="4"/>
+              <w:bottom w:val="single" w:color="000000" w:sz="4"/>
+              <w:right w:val="single" w:color="000000" w:sz="4"/>
+            </w:tcBorders>
+            <w:tcMar>
+              <w:top w:type="dxa" w:w="60"/>
+              <w:left w:type="dxa" w:w="90"/>
+              <w:bottom w:type="dxa" w:w="60"/>
+              <w:right w:type="dxa" w:w="90"/>
+            </w:tcMar>
+          </w:tcPr>
+          <w:p>
+            <w:r>
+              <w:rPr>
+                <w:b w:val="false"/>
+                <w:bCs w:val="false"/>
+                <w:color w:val="000000"/>
                 <w:sz w:val="18"/>
                 <w:szCs w:val="18"/>
               </w:rPr>
@@ -2977,23 +3063,24 @@
           <w:tcPr>
             <w:tcW w:type="dxa" w:w="900"/>
             <w:tcBorders>
-              <w:top w:val="single" w:color="BFBFBF" w:sz="4"/>
-              <w:left w:val="single" w:color="BFBFBF" w:sz="4"/>
-              <w:bottom w:val="single" w:color="BFBFBF" w:sz="4"/>
-              <w:right w:val="single" w:color="BFBFBF" w:sz="4"/>
-            </w:tcBorders>
-            <w:tcMar>
-              <w:top w:type="dxa" w:w="60"/>
-              <w:left w:type="dxa" w:w="90"/>
-              <w:bottom w:type="dxa" w:w="60"/>
-              <w:right w:type="dxa" w:w="90"/>
-            </w:tcMar>
-          </w:tcPr>
-          <w:p>
-            <w:r>
-              <w:rPr>
-                <w:b w:val="false"/>
-                <w:bCs w:val="false"/>
+              <w:top w:val="single" w:color="000000" w:sz="4"/>
+              <w:left w:val="single" w:color="000000" w:sz="4"/>
+              <w:bottom w:val="single" w:color="000000" w:sz="4"/>
+              <w:right w:val="single" w:color="000000" w:sz="4"/>
+            </w:tcBorders>
+            <w:tcMar>
+              <w:top w:type="dxa" w:w="60"/>
+              <w:left w:type="dxa" w:w="90"/>
+              <w:bottom w:type="dxa" w:w="60"/>
+              <w:right w:type="dxa" w:w="90"/>
+            </w:tcMar>
+          </w:tcPr>
+          <w:p>
+            <w:r>
+              <w:rPr>
+                <w:b w:val="false"/>
+                <w:bCs w:val="false"/>
+                <w:color w:val="000000"/>
                 <w:sz w:val="18"/>
                 <w:szCs w:val="18"/>
               </w:rPr>
@@ -3005,23 +3092,24 @@
           <w:tcPr>
             <w:tcW w:type="dxa" w:w="2400"/>
             <w:tcBorders>
-              <w:top w:val="single" w:color="BFBFBF" w:sz="4"/>
-              <w:left w:val="single" w:color="BFBFBF" w:sz="4"/>
-              <w:bottom w:val="single" w:color="BFBFBF" w:sz="4"/>
-              <w:right w:val="single" w:color="BFBFBF" w:sz="4"/>
-            </w:tcBorders>
-            <w:tcMar>
-              <w:top w:type="dxa" w:w="60"/>
-              <w:left w:type="dxa" w:w="90"/>
-              <w:bottom w:type="dxa" w:w="60"/>
-              <w:right w:type="dxa" w:w="90"/>
-            </w:tcMar>
-          </w:tcPr>
-          <w:p>
-            <w:r>
-              <w:rPr>
-                <w:b w:val="false"/>
-                <w:bCs w:val="false"/>
+              <w:top w:val="single" w:color="000000" w:sz="4"/>
+              <w:left w:val="single" w:color="000000" w:sz="4"/>
+              <w:bottom w:val="single" w:color="000000" w:sz="4"/>
+              <w:right w:val="single" w:color="000000" w:sz="4"/>
+            </w:tcBorders>
+            <w:tcMar>
+              <w:top w:type="dxa" w:w="60"/>
+              <w:left w:type="dxa" w:w="90"/>
+              <w:bottom w:type="dxa" w:w="60"/>
+              <w:right w:type="dxa" w:w="90"/>
+            </w:tcMar>
+          </w:tcPr>
+          <w:p>
+            <w:r>
+              <w:rPr>
+                <w:b w:val="false"/>
+                <w:bCs w:val="false"/>
+                <w:color w:val="000000"/>
                 <w:sz w:val="18"/>
                 <w:szCs w:val="18"/>
               </w:rPr>
@@ -3033,23 +3121,24 @@
           <w:tcPr>
             <w:tcW w:type="dxa" w:w="3300"/>
             <w:tcBorders>
-              <w:top w:val="single" w:color="BFBFBF" w:sz="4"/>
-              <w:left w:val="single" w:color="BFBFBF" w:sz="4"/>
-              <w:bottom w:val="single" w:color="BFBFBF" w:sz="4"/>
-              <w:right w:val="single" w:color="BFBFBF" w:sz="4"/>
-            </w:tcBorders>
-            <w:tcMar>
-              <w:top w:type="dxa" w:w="60"/>
-              <w:left w:type="dxa" w:w="90"/>
-              <w:bottom w:type="dxa" w:w="60"/>
-              <w:right w:type="dxa" w:w="90"/>
-            </w:tcMar>
-          </w:tcPr>
-          <w:p>
-            <w:r>
-              <w:rPr>
-                <w:b w:val="false"/>
-                <w:bCs w:val="false"/>
+              <w:top w:val="single" w:color="000000" w:sz="4"/>
+              <w:left w:val="single" w:color="000000" w:sz="4"/>
+              <w:bottom w:val="single" w:color="000000" w:sz="4"/>
+              <w:right w:val="single" w:color="000000" w:sz="4"/>
+            </w:tcBorders>
+            <w:tcMar>
+              <w:top w:type="dxa" w:w="60"/>
+              <w:left w:type="dxa" w:w="90"/>
+              <w:bottom w:type="dxa" w:w="60"/>
+              <w:right w:type="dxa" w:w="90"/>
+            </w:tcMar>
+          </w:tcPr>
+          <w:p>
+            <w:r>
+              <w:rPr>
+                <w:b w:val="false"/>
+                <w:bCs w:val="false"/>
+                <w:color w:val="000000"/>
                 <w:sz w:val="18"/>
                 <w:szCs w:val="18"/>
               </w:rPr>
@@ -3061,23 +3150,24 @@
           <w:tcPr>
             <w:tcW w:type="dxa" w:w="3100"/>
             <w:tcBorders>
-              <w:top w:val="single" w:color="BFBFBF" w:sz="4"/>
-              <w:left w:val="single" w:color="BFBFBF" w:sz="4"/>
-              <w:bottom w:val="single" w:color="BFBFBF" w:sz="4"/>
-              <w:right w:val="single" w:color="BFBFBF" w:sz="4"/>
-            </w:tcBorders>
-            <w:tcMar>
-              <w:top w:type="dxa" w:w="60"/>
-              <w:left w:type="dxa" w:w="90"/>
-              <w:bottom w:type="dxa" w:w="60"/>
-              <w:right w:type="dxa" w:w="90"/>
-            </w:tcMar>
-          </w:tcPr>
-          <w:p>
-            <w:r>
-              <w:rPr>
-                <w:b w:val="false"/>
-                <w:bCs w:val="false"/>
+              <w:top w:val="single" w:color="000000" w:sz="4"/>
+              <w:left w:val="single" w:color="000000" w:sz="4"/>
+              <w:bottom w:val="single" w:color="000000" w:sz="4"/>
+              <w:right w:val="single" w:color="000000" w:sz="4"/>
+            </w:tcBorders>
+            <w:tcMar>
+              <w:top w:type="dxa" w:w="60"/>
+              <w:left w:type="dxa" w:w="90"/>
+              <w:bottom w:type="dxa" w:w="60"/>
+              <w:right w:type="dxa" w:w="90"/>
+            </w:tcMar>
+          </w:tcPr>
+          <w:p>
+            <w:r>
+              <w:rPr>
+                <w:b w:val="false"/>
+                <w:bCs w:val="false"/>
+                <w:color w:val="000000"/>
                 <w:sz w:val="18"/>
                 <w:szCs w:val="18"/>
               </w:rPr>
@@ -3161,12 +3251,12 @@
           <w:tcPr>
             <w:tcW w:type="dxa" w:w="3000"/>
             <w:tcBorders>
-              <w:top w:val="single" w:color="BFBFBF" w:sz="4"/>
-              <w:left w:val="single" w:color="BFBFBF" w:sz="4"/>
-              <w:bottom w:val="single" w:color="BFBFBF" w:sz="4"/>
-              <w:right w:val="single" w:color="BFBFBF" w:sz="4"/>
-            </w:tcBorders>
-            <w:shd w:fill="1F4E79" w:val="clear"/>
+              <w:top w:val="single" w:color="000000" w:sz="4"/>
+              <w:left w:val="single" w:color="000000" w:sz="4"/>
+              <w:bottom w:val="single" w:color="000000" w:sz="4"/>
+              <w:right w:val="single" w:color="000000" w:sz="4"/>
+            </w:tcBorders>
+            <w:shd w:fill="FFFFFF" w:val="clear"/>
             <w:tcMar>
               <w:top w:type="dxa" w:w="60"/>
               <w:left w:type="dxa" w:w="90"/>
@@ -3179,7 +3269,7 @@
               <w:rPr>
                 <w:b/>
                 <w:bCs/>
-                <w:color w:val="FFFFFF"/>
+                <w:color w:val="000000"/>
                 <w:sz w:val="18"/>
                 <w:szCs w:val="18"/>
               </w:rPr>
@@ -3191,12 +3281,12 @@
           <w:tcPr>
             <w:tcW w:type="dxa" w:w="6700"/>
             <w:tcBorders>
-              <w:top w:val="single" w:color="BFBFBF" w:sz="4"/>
-              <w:left w:val="single" w:color="BFBFBF" w:sz="4"/>
-              <w:bottom w:val="single" w:color="BFBFBF" w:sz="4"/>
-              <w:right w:val="single" w:color="BFBFBF" w:sz="4"/>
-            </w:tcBorders>
-            <w:shd w:fill="1F4E79" w:val="clear"/>
+              <w:top w:val="single" w:color="000000" w:sz="4"/>
+              <w:left w:val="single" w:color="000000" w:sz="4"/>
+              <w:bottom w:val="single" w:color="000000" w:sz="4"/>
+              <w:right w:val="single" w:color="000000" w:sz="4"/>
+            </w:tcBorders>
+            <w:shd w:fill="FFFFFF" w:val="clear"/>
             <w:tcMar>
               <w:top w:type="dxa" w:w="60"/>
               <w:left w:type="dxa" w:w="90"/>
@@ -3209,7 +3299,7 @@
               <w:rPr>
                 <w:b/>
                 <w:bCs/>
-                <w:color w:val="FFFFFF"/>
+                <w:color w:val="000000"/>
                 <w:sz w:val="18"/>
                 <w:szCs w:val="18"/>
               </w:rPr>
@@ -3223,23 +3313,24 @@
           <w:tcPr>
             <w:tcW w:type="dxa" w:w="3000"/>
             <w:tcBorders>
-              <w:top w:val="single" w:color="BFBFBF" w:sz="4"/>
-              <w:left w:val="single" w:color="BFBFBF" w:sz="4"/>
-              <w:bottom w:val="single" w:color="BFBFBF" w:sz="4"/>
-              <w:right w:val="single" w:color="BFBFBF" w:sz="4"/>
-            </w:tcBorders>
-            <w:tcMar>
-              <w:top w:type="dxa" w:w="60"/>
-              <w:left w:type="dxa" w:w="90"/>
-              <w:bottom w:type="dxa" w:w="60"/>
-              <w:right w:type="dxa" w:w="90"/>
-            </w:tcMar>
-          </w:tcPr>
-          <w:p>
-            <w:r>
-              <w:rPr>
-                <w:b w:val="false"/>
-                <w:bCs w:val="false"/>
+              <w:top w:val="single" w:color="000000" w:sz="4"/>
+              <w:left w:val="single" w:color="000000" w:sz="4"/>
+              <w:bottom w:val="single" w:color="000000" w:sz="4"/>
+              <w:right w:val="single" w:color="000000" w:sz="4"/>
+            </w:tcBorders>
+            <w:tcMar>
+              <w:top w:type="dxa" w:w="60"/>
+              <w:left w:type="dxa" w:w="90"/>
+              <w:bottom w:type="dxa" w:w="60"/>
+              <w:right w:type="dxa" w:w="90"/>
+            </w:tcMar>
+          </w:tcPr>
+          <w:p>
+            <w:r>
+              <w:rPr>
+                <w:b w:val="false"/>
+                <w:bCs w:val="false"/>
+                <w:color w:val="000000"/>
                 <w:sz w:val="18"/>
                 <w:szCs w:val="18"/>
               </w:rPr>
@@ -3251,23 +3342,24 @@
           <w:tcPr>
             <w:tcW w:type="dxa" w:w="6700"/>
             <w:tcBorders>
-              <w:top w:val="single" w:color="BFBFBF" w:sz="4"/>
-              <w:left w:val="single" w:color="BFBFBF" w:sz="4"/>
-              <w:bottom w:val="single" w:color="BFBFBF" w:sz="4"/>
-              <w:right w:val="single" w:color="BFBFBF" w:sz="4"/>
-            </w:tcBorders>
-            <w:tcMar>
-              <w:top w:type="dxa" w:w="60"/>
-              <w:left w:type="dxa" w:w="90"/>
-              <w:bottom w:type="dxa" w:w="60"/>
-              <w:right w:type="dxa" w:w="90"/>
-            </w:tcMar>
-          </w:tcPr>
-          <w:p>
-            <w:r>
-              <w:rPr>
-                <w:b w:val="false"/>
-                <w:bCs w:val="false"/>
+              <w:top w:val="single" w:color="000000" w:sz="4"/>
+              <w:left w:val="single" w:color="000000" w:sz="4"/>
+              <w:bottom w:val="single" w:color="000000" w:sz="4"/>
+              <w:right w:val="single" w:color="000000" w:sz="4"/>
+            </w:tcBorders>
+            <w:tcMar>
+              <w:top w:type="dxa" w:w="60"/>
+              <w:left w:type="dxa" w:w="90"/>
+              <w:bottom w:type="dxa" w:w="60"/>
+              <w:right w:type="dxa" w:w="90"/>
+            </w:tcMar>
+          </w:tcPr>
+          <w:p>
+            <w:r>
+              <w:rPr>
+                <w:b w:val="false"/>
+                <w:bCs w:val="false"/>
+                <w:color w:val="000000"/>
                 <w:sz w:val="18"/>
                 <w:szCs w:val="18"/>
               </w:rPr>
@@ -3281,23 +3373,24 @@
           <w:tcPr>
             <w:tcW w:type="dxa" w:w="3000"/>
             <w:tcBorders>
-              <w:top w:val="single" w:color="BFBFBF" w:sz="4"/>
-              <w:left w:val="single" w:color="BFBFBF" w:sz="4"/>
-              <w:bottom w:val="single" w:color="BFBFBF" w:sz="4"/>
-              <w:right w:val="single" w:color="BFBFBF" w:sz="4"/>
-            </w:tcBorders>
-            <w:tcMar>
-              <w:top w:type="dxa" w:w="60"/>
-              <w:left w:type="dxa" w:w="90"/>
-              <w:bottom w:type="dxa" w:w="60"/>
-              <w:right w:type="dxa" w:w="90"/>
-            </w:tcMar>
-          </w:tcPr>
-          <w:p>
-            <w:r>
-              <w:rPr>
-                <w:b w:val="false"/>
-                <w:bCs w:val="false"/>
+              <w:top w:val="single" w:color="000000" w:sz="4"/>
+              <w:left w:val="single" w:color="000000" w:sz="4"/>
+              <w:bottom w:val="single" w:color="000000" w:sz="4"/>
+              <w:right w:val="single" w:color="000000" w:sz="4"/>
+            </w:tcBorders>
+            <w:tcMar>
+              <w:top w:type="dxa" w:w="60"/>
+              <w:left w:type="dxa" w:w="90"/>
+              <w:bottom w:type="dxa" w:w="60"/>
+              <w:right w:type="dxa" w:w="90"/>
+            </w:tcMar>
+          </w:tcPr>
+          <w:p>
+            <w:r>
+              <w:rPr>
+                <w:b w:val="false"/>
+                <w:bCs w:val="false"/>
+                <w:color w:val="000000"/>
                 <w:sz w:val="18"/>
                 <w:szCs w:val="18"/>
               </w:rPr>
@@ -3309,23 +3402,24 @@
           <w:tcPr>
             <w:tcW w:type="dxa" w:w="6700"/>
             <w:tcBorders>
-              <w:top w:val="single" w:color="BFBFBF" w:sz="4"/>
-              <w:left w:val="single" w:color="BFBFBF" w:sz="4"/>
-              <w:bottom w:val="single" w:color="BFBFBF" w:sz="4"/>
-              <w:right w:val="single" w:color="BFBFBF" w:sz="4"/>
-            </w:tcBorders>
-            <w:tcMar>
-              <w:top w:type="dxa" w:w="60"/>
-              <w:left w:type="dxa" w:w="90"/>
-              <w:bottom w:type="dxa" w:w="60"/>
-              <w:right w:type="dxa" w:w="90"/>
-            </w:tcMar>
-          </w:tcPr>
-          <w:p>
-            <w:r>
-              <w:rPr>
-                <w:b w:val="false"/>
-                <w:bCs w:val="false"/>
+              <w:top w:val="single" w:color="000000" w:sz="4"/>
+              <w:left w:val="single" w:color="000000" w:sz="4"/>
+              <w:bottom w:val="single" w:color="000000" w:sz="4"/>
+              <w:right w:val="single" w:color="000000" w:sz="4"/>
+            </w:tcBorders>
+            <w:tcMar>
+              <w:top w:type="dxa" w:w="60"/>
+              <w:left w:type="dxa" w:w="90"/>
+              <w:bottom w:type="dxa" w:w="60"/>
+              <w:right w:type="dxa" w:w="90"/>
+            </w:tcMar>
+          </w:tcPr>
+          <w:p>
+            <w:r>
+              <w:rPr>
+                <w:b w:val="false"/>
+                <w:bCs w:val="false"/>
+                <w:color w:val="000000"/>
                 <w:sz w:val="18"/>
                 <w:szCs w:val="18"/>
               </w:rPr>
@@ -3339,23 +3433,24 @@
           <w:tcPr>
             <w:tcW w:type="dxa" w:w="3000"/>
             <w:tcBorders>
-              <w:top w:val="single" w:color="BFBFBF" w:sz="4"/>
-              <w:left w:val="single" w:color="BFBFBF" w:sz="4"/>
-              <w:bottom w:val="single" w:color="BFBFBF" w:sz="4"/>
-              <w:right w:val="single" w:color="BFBFBF" w:sz="4"/>
-            </w:tcBorders>
-            <w:tcMar>
-              <w:top w:type="dxa" w:w="60"/>
-              <w:left w:type="dxa" w:w="90"/>
-              <w:bottom w:type="dxa" w:w="60"/>
-              <w:right w:type="dxa" w:w="90"/>
-            </w:tcMar>
-          </w:tcPr>
-          <w:p>
-            <w:r>
-              <w:rPr>
-                <w:b w:val="false"/>
-                <w:bCs w:val="false"/>
+              <w:top w:val="single" w:color="000000" w:sz="4"/>
+              <w:left w:val="single" w:color="000000" w:sz="4"/>
+              <w:bottom w:val="single" w:color="000000" w:sz="4"/>
+              <w:right w:val="single" w:color="000000" w:sz="4"/>
+            </w:tcBorders>
+            <w:tcMar>
+              <w:top w:type="dxa" w:w="60"/>
+              <w:left w:type="dxa" w:w="90"/>
+              <w:bottom w:type="dxa" w:w="60"/>
+              <w:right w:type="dxa" w:w="90"/>
+            </w:tcMar>
+          </w:tcPr>
+          <w:p>
+            <w:r>
+              <w:rPr>
+                <w:b w:val="false"/>
+                <w:bCs w:val="false"/>
+                <w:color w:val="000000"/>
                 <w:sz w:val="18"/>
                 <w:szCs w:val="18"/>
               </w:rPr>
@@ -3367,23 +3462,24 @@
           <w:tcPr>
             <w:tcW w:type="dxa" w:w="6700"/>
             <w:tcBorders>
-              <w:top w:val="single" w:color="BFBFBF" w:sz="4"/>
-              <w:left w:val="single" w:color="BFBFBF" w:sz="4"/>
-              <w:bottom w:val="single" w:color="BFBFBF" w:sz="4"/>
-              <w:right w:val="single" w:color="BFBFBF" w:sz="4"/>
-            </w:tcBorders>
-            <w:tcMar>
-              <w:top w:type="dxa" w:w="60"/>
-              <w:left w:type="dxa" w:w="90"/>
-              <w:bottom w:type="dxa" w:w="60"/>
-              <w:right w:type="dxa" w:w="90"/>
-            </w:tcMar>
-          </w:tcPr>
-          <w:p>
-            <w:r>
-              <w:rPr>
-                <w:b w:val="false"/>
-                <w:bCs w:val="false"/>
+              <w:top w:val="single" w:color="000000" w:sz="4"/>
+              <w:left w:val="single" w:color="000000" w:sz="4"/>
+              <w:bottom w:val="single" w:color="000000" w:sz="4"/>
+              <w:right w:val="single" w:color="000000" w:sz="4"/>
+            </w:tcBorders>
+            <w:tcMar>
+              <w:top w:type="dxa" w:w="60"/>
+              <w:left w:type="dxa" w:w="90"/>
+              <w:bottom w:type="dxa" w:w="60"/>
+              <w:right w:type="dxa" w:w="90"/>
+            </w:tcMar>
+          </w:tcPr>
+          <w:p>
+            <w:r>
+              <w:rPr>
+                <w:b w:val="false"/>
+                <w:bCs w:val="false"/>
+                <w:color w:val="000000"/>
                 <w:sz w:val="18"/>
                 <w:szCs w:val="18"/>
               </w:rPr>
@@ -3397,23 +3493,24 @@
           <w:tcPr>
             <w:tcW w:type="dxa" w:w="3000"/>
             <w:tcBorders>
-              <w:top w:val="single" w:color="BFBFBF" w:sz="4"/>
-              <w:left w:val="single" w:color="BFBFBF" w:sz="4"/>
-              <w:bottom w:val="single" w:color="BFBFBF" w:sz="4"/>
-              <w:right w:val="single" w:color="BFBFBF" w:sz="4"/>
-            </w:tcBorders>
-            <w:tcMar>
-              <w:top w:type="dxa" w:w="60"/>
-              <w:left w:type="dxa" w:w="90"/>
-              <w:bottom w:type="dxa" w:w="60"/>
-              <w:right w:type="dxa" w:w="90"/>
-            </w:tcMar>
-          </w:tcPr>
-          <w:p>
-            <w:r>
-              <w:rPr>
-                <w:b w:val="false"/>
-                <w:bCs w:val="false"/>
+              <w:top w:val="single" w:color="000000" w:sz="4"/>
+              <w:left w:val="single" w:color="000000" w:sz="4"/>
+              <w:bottom w:val="single" w:color="000000" w:sz="4"/>
+              <w:right w:val="single" w:color="000000" w:sz="4"/>
+            </w:tcBorders>
+            <w:tcMar>
+              <w:top w:type="dxa" w:w="60"/>
+              <w:left w:type="dxa" w:w="90"/>
+              <w:bottom w:type="dxa" w:w="60"/>
+              <w:right w:type="dxa" w:w="90"/>
+            </w:tcMar>
+          </w:tcPr>
+          <w:p>
+            <w:r>
+              <w:rPr>
+                <w:b w:val="false"/>
+                <w:bCs w:val="false"/>
+                <w:color w:val="000000"/>
                 <w:sz w:val="18"/>
                 <w:szCs w:val="18"/>
               </w:rPr>
@@ -3425,23 +3522,24 @@
           <w:tcPr>
             <w:tcW w:type="dxa" w:w="6700"/>
             <w:tcBorders>
-              <w:top w:val="single" w:color="BFBFBF" w:sz="4"/>
-              <w:left w:val="single" w:color="BFBFBF" w:sz="4"/>
-              <w:bottom w:val="single" w:color="BFBFBF" w:sz="4"/>
-              <w:right w:val="single" w:color="BFBFBF" w:sz="4"/>
-            </w:tcBorders>
-            <w:tcMar>
-              <w:top w:type="dxa" w:w="60"/>
-              <w:left w:type="dxa" w:w="90"/>
-              <w:bottom w:type="dxa" w:w="60"/>
-              <w:right w:type="dxa" w:w="90"/>
-            </w:tcMar>
-          </w:tcPr>
-          <w:p>
-            <w:r>
-              <w:rPr>
-                <w:b w:val="false"/>
-                <w:bCs w:val="false"/>
+              <w:top w:val="single" w:color="000000" w:sz="4"/>
+              <w:left w:val="single" w:color="000000" w:sz="4"/>
+              <w:bottom w:val="single" w:color="000000" w:sz="4"/>
+              <w:right w:val="single" w:color="000000" w:sz="4"/>
+            </w:tcBorders>
+            <w:tcMar>
+              <w:top w:type="dxa" w:w="60"/>
+              <w:left w:type="dxa" w:w="90"/>
+              <w:bottom w:type="dxa" w:w="60"/>
+              <w:right w:type="dxa" w:w="90"/>
+            </w:tcMar>
+          </w:tcPr>
+          <w:p>
+            <w:r>
+              <w:rPr>
+                <w:b w:val="false"/>
+                <w:bCs w:val="false"/>
+                <w:color w:val="000000"/>
                 <w:sz w:val="18"/>
                 <w:szCs w:val="18"/>
               </w:rPr>
@@ -3903,7 +4001,7 @@
       <w:rFonts w:ascii="Calibri" w:cs="Calibri" w:eastAsia="Calibri" w:hAnsi="Calibri"/>
       <w:b/>
       <w:bCs/>
-      <w:color w:val="1F4E79"/>
+      <w:color w:val="000000"/>
       <w:sz w:val="32"/>
       <w:szCs w:val="32"/>
     </w:rPr>
@@ -3921,7 +4019,7 @@
       <w:rFonts w:ascii="Calibri" w:cs="Calibri" w:eastAsia="Calibri" w:hAnsi="Calibri"/>
       <w:b/>
       <w:bCs/>
-      <w:color w:val="2E75B6"/>
+      <w:color w:val="000000"/>
       <w:sz w:val="26"/>
       <w:szCs w:val="26"/>
     </w:rPr>
